--- a/static/templates/general_template_kaz.docx
+++ b/static/templates/general_template_kaz.docx
@@ -1280,145 +1280,26 @@
           <w:b/>
           <w:lang w:val="en-GB"/>
         </w:rPr>
-        <w:t xml:space="preserve"> }} {% if </w:t>
+        <w:t xml:space="preserve"> }}</w:t>
       </w:r>
       <w:proofErr w:type="spellStart"/>
-      <w:r>
-        <w:rPr>
-          <w:b/>
-          <w:lang w:val="en-GB"/>
-        </w:rPr>
-        <w:t>qr</w:t>
-      </w:r>
       <w:proofErr w:type="spellEnd"/>
-      <w:r>
-        <w:rPr>
-          <w:b/>
-          <w:lang w:val="en-GB"/>
-        </w:rPr>
-        <w:t xml:space="preserve">__insert </w:t>
-      </w:r>
       <w:proofErr w:type="gramStart"/>
-      <w:r>
-        <w:rPr>
-          <w:b/>
-          <w:lang w:val="en-GB"/>
-        </w:rPr>
-        <w:t xml:space="preserve">%}{{ </w:t>
-      </w:r>
       <w:proofErr w:type="spellStart"/>
-      <w:r>
-        <w:rPr>
-          <w:b/>
-          <w:lang w:val="en-GB"/>
-        </w:rPr>
-        <w:t>qr</w:t>
-      </w:r>
       <w:proofErr w:type="spellEnd"/>
       <w:proofErr w:type="gramEnd"/>
-      <w:r>
-        <w:rPr>
-          <w:b/>
-          <w:lang w:val="en-GB"/>
-        </w:rPr>
-        <w:t>__insert[</w:t>
-      </w:r>
       <w:proofErr w:type="gramStart"/>
-      <w:r>
-        <w:rPr>
-          <w:b/>
-          <w:lang w:val="en-GB"/>
-        </w:rPr>
-        <w:t>0][</w:t>
-      </w:r>
       <w:proofErr w:type="gramEnd"/>
-      <w:r>
-        <w:rPr>
-          <w:b/>
-          <w:lang w:val="en-GB"/>
-        </w:rPr>
-        <w:t>"</w:t>
-      </w:r>
       <w:proofErr w:type="spellStart"/>
-      <w:r>
-        <w:rPr>
-          <w:b/>
-          <w:lang w:val="en-GB"/>
-        </w:rPr>
-        <w:t>img</w:t>
-      </w:r>
       <w:proofErr w:type="spellEnd"/>
-      <w:r>
-        <w:rPr>
-          <w:b/>
-          <w:lang w:val="en-GB"/>
-        </w:rPr>
-        <w:t>"</w:t>
-      </w:r>
       <w:proofErr w:type="gramStart"/>
-      <w:r>
-        <w:rPr>
-          <w:b/>
-          <w:lang w:val="en-GB"/>
-        </w:rPr>
-        <w:t>] }}{</w:t>
-      </w:r>
       <w:proofErr w:type="gramEnd"/>
-      <w:r>
-        <w:rPr>
-          <w:b/>
-          <w:lang w:val="en-GB"/>
-        </w:rPr>
-        <w:t xml:space="preserve">% endif %} </w:t>
-      </w:r>
       <w:proofErr w:type="gramStart"/>
-      <w:r>
-        <w:rPr>
-          <w:b/>
-          <w:lang w:val="en-GB"/>
-        </w:rPr>
-        <w:t xml:space="preserve">{{ </w:t>
-      </w:r>
       <w:proofErr w:type="spellStart"/>
-      <w:r>
-        <w:rPr>
-          <w:b/>
-          <w:lang w:val="en-GB"/>
-        </w:rPr>
-        <w:t>sign</w:t>
-      </w:r>
       <w:proofErr w:type="gramEnd"/>
-      <w:r>
-        <w:rPr>
-          <w:b/>
-          <w:lang w:val="en-GB"/>
-        </w:rPr>
-        <w:t>_</w:t>
-      </w:r>
       <w:proofErr w:type="gramStart"/>
-      <w:r>
-        <w:rPr>
-          <w:b/>
-          <w:lang w:val="en-GB"/>
-        </w:rPr>
-        <w:t>date</w:t>
-      </w:r>
       <w:proofErr w:type="spellEnd"/>
-      <w:r>
-        <w:rPr>
-          <w:b/>
-          <w:lang w:val="en-GB"/>
-        </w:rPr>
-        <w:t xml:space="preserve"> }</w:t>
-      </w:r>
       <w:proofErr w:type="gramEnd"/>
-      <w:r>
-        <w:rPr>
-          <w:b/>
-          <w:lang w:val="en-GB"/>
-        </w:rPr>
-        <w:t>}</w:t>
-      </w:r>
     </w:p>
     <w:p>
       <w:pPr>
@@ -1595,1187 +1476,6 @@
         </w:tc>
       </w:tr>
     </w:tbl>
-    <w:p>
-      <w:pPr>
-        <w:rPr>
-          <w:lang w:val="kk-KZ"/>
-        </w:rPr>
-      </w:pPr>
-      <w:r>
-        <w:rPr>
-          <w:lang w:val="kk-KZ"/>
-        </w:rPr>
-        <w:br w:type="page"/>
-      </w:r>
-    </w:p>
-    <w:p>
-      <w:pPr>
-        <w:jc w:val="center"/>
-        <w:rPr>
-          <w:lang w:val="kk-KZ"/>
-        </w:rPr>
-      </w:pPr>
-      <w:r>
-        <w:rPr>
-          <w:lang w:val="kk-KZ"/>
-        </w:rPr>
-        <w:lastRenderedPageBreak/>
-        <w:t>ДОКУМЕНТ УДОСТОВЕРЕН</w:t>
-      </w:r>
-    </w:p>
-    <w:p>
-      <w:pPr>
-        <w:jc w:val="center"/>
-        <w:rPr>
-          <w:lang w:val="en-GB"/>
-        </w:rPr>
-      </w:pPr>
-    </w:p>
-    <w:p>
-      <w:pPr>
-        <w:snapToGrid w:val="0"/>
-        <w:ind w:left="-142"/>
-        <w:jc w:val="both"/>
-        <w:rPr>
-          <w:lang w:val="kk-KZ"/>
-        </w:rPr>
-      </w:pPr>
-      <w:r>
-        <w:rPr>
-          <w:color w:val="000000"/>
-          <w:lang w:val="kk-KZ"/>
-        </w:rPr>
-        <w:t xml:space="preserve">{%p </w:t>
-      </w:r>
-      <w:proofErr w:type="spellStart"/>
-      <w:r>
-        <w:rPr>
-          <w:color w:val="000000"/>
-          <w:lang w:val="kk-KZ"/>
-        </w:rPr>
-        <w:t>for</w:t>
-      </w:r>
-      <w:proofErr w:type="spellEnd"/>
-      <w:r>
-        <w:rPr>
-          <w:color w:val="000000"/>
-          <w:lang w:val="kk-KZ"/>
-        </w:rPr>
-        <w:t xml:space="preserve"> a </w:t>
-      </w:r>
-      <w:proofErr w:type="spellStart"/>
-      <w:r>
-        <w:rPr>
-          <w:color w:val="000000"/>
-          <w:lang w:val="kk-KZ"/>
-        </w:rPr>
-        <w:t>in</w:t>
-      </w:r>
-      <w:proofErr w:type="spellEnd"/>
-      <w:r>
-        <w:rPr>
-          <w:color w:val="000000"/>
-          <w:lang w:val="kk-KZ"/>
-        </w:rPr>
-        <w:t xml:space="preserve"> </w:t>
-      </w:r>
-      <w:proofErr w:type="spellStart"/>
-      <w:r>
-        <w:rPr>
-          <w:color w:val="000000"/>
-          <w:lang w:val="kk-KZ"/>
-        </w:rPr>
-        <w:t>state_agreement_lines</w:t>
-      </w:r>
-      <w:proofErr w:type="spellEnd"/>
-      <w:r>
-        <w:rPr>
-          <w:color w:val="000000"/>
-          <w:lang w:val="kk-KZ"/>
-        </w:rPr>
-        <w:t xml:space="preserve"> %}</w:t>
-      </w:r>
-    </w:p>
-    <w:p>
-      <w:pPr>
-        <w:snapToGrid w:val="0"/>
-        <w:ind w:left="-142"/>
-        <w:rPr>
-          <w:color w:val="000000"/>
-          <w:lang w:val="kk-KZ"/>
-        </w:rPr>
-      </w:pPr>
-      <w:r>
-        <w:rPr>
-          <w:color w:val="000000"/>
-          <w:lang w:val="kk-KZ"/>
-        </w:rPr>
-        <w:t xml:space="preserve">{% </w:t>
-      </w:r>
-      <w:proofErr w:type="spellStart"/>
-      <w:r>
-        <w:rPr>
-          <w:color w:val="000000"/>
-          <w:lang w:val="kk-KZ"/>
-        </w:rPr>
-        <w:t>if</w:t>
-      </w:r>
-      <w:proofErr w:type="spellEnd"/>
-      <w:r>
-        <w:rPr>
-          <w:color w:val="000000"/>
-          <w:lang w:val="kk-KZ"/>
-        </w:rPr>
-        <w:t xml:space="preserve"> </w:t>
-      </w:r>
-      <w:proofErr w:type="spellStart"/>
-      <w:r>
-        <w:rPr>
-          <w:color w:val="000000"/>
-          <w:lang w:val="kk-KZ"/>
-        </w:rPr>
-        <w:t>a.signed</w:t>
-      </w:r>
-      <w:proofErr w:type="spellEnd"/>
-      <w:r>
-        <w:rPr>
-          <w:color w:val="000000"/>
-          <w:lang w:val="kk-KZ"/>
-        </w:rPr>
-        <w:t xml:space="preserve"> %}</w:t>
-      </w:r>
-    </w:p>
-    <w:p>
-      <w:pPr>
-        <w:snapToGrid w:val="0"/>
-        <w:ind w:left="-142" w:firstLine="177"/>
-        <w:rPr>
-          <w:color w:val="000000"/>
-          <w:lang w:val="en-US"/>
-        </w:rPr>
-      </w:pPr>
-      <w:proofErr w:type="gramStart"/>
-      <w:r>
-        <w:rPr>
-          <w:color w:val="000000"/>
-          <w:lang w:val="en-US"/>
-        </w:rPr>
-        <w:t>{{ a</w:t>
-      </w:r>
-      <w:proofErr w:type="gramEnd"/>
-      <w:r>
-        <w:rPr>
-          <w:color w:val="000000"/>
-          <w:lang w:val="en-US"/>
-        </w:rPr>
-        <w:t>.</w:t>
-      </w:r>
-      <w:proofErr w:type="gramStart"/>
-      <w:r>
-        <w:rPr>
-          <w:color w:val="000000"/>
-          <w:lang w:val="en-US"/>
-        </w:rPr>
-        <w:t>name }</w:t>
-      </w:r>
-      <w:proofErr w:type="gramEnd"/>
-      <w:r>
-        <w:rPr>
-          <w:color w:val="000000"/>
-          <w:lang w:val="en-US"/>
-        </w:rPr>
-        <w:t>}</w:t>
-      </w:r>
-    </w:p>
-    <w:tbl>
-      <w:tblPr>
-        <w:tblW w:w="10694" w:type="dxa"/>
-        <w:tblInd w:w="-476" w:type="dxa"/>
-        <w:tblLayout w:type="fixed"/>
-        <w:tblLook w:val="04A0" w:firstRow="1" w:lastRow="0" w:firstColumn="1" w:lastColumn="0" w:noHBand="0" w:noVBand="1"/>
-      </w:tblPr>
-      <w:tblGrid>
-        <w:gridCol w:w="4083"/>
-        <w:gridCol w:w="4390"/>
-        <w:gridCol w:w="2221"/>
-      </w:tblGrid>
-      <w:tr>
-        <w:trPr>
-          <w:trHeight w:val="73"/>
-        </w:trPr>
-        <w:tc>
-          <w:tcPr>
-            <w:tcW w:w="4083" w:type="dxa"/>
-          </w:tcPr>
-          <w:p>
-            <w:pPr>
-              <w:tabs>
-                <w:tab w:val="right" w:pos="6981"/>
-              </w:tabs>
-              <w:snapToGrid w:val="0"/>
-              <w:ind w:left="-142" w:firstLine="744"/>
-              <w:rPr>
-                <w:color w:val="000000"/>
-                <w:lang w:val="en-US"/>
-              </w:rPr>
-            </w:pPr>
-            <w:r>
-              <w:rPr>
-                <w:color w:val="000000"/>
-              </w:rPr>
-              <w:t>Дата</w:t>
-            </w:r>
-            <w:r>
-              <w:rPr>
-                <w:color w:val="000000"/>
-                <w:lang w:val="en-US"/>
-              </w:rPr>
-              <w:t xml:space="preserve"> </w:t>
-            </w:r>
-            <w:r>
-              <w:rPr>
-                <w:color w:val="000000"/>
-              </w:rPr>
-              <w:t>выдачи</w:t>
-            </w:r>
-            <w:r>
-              <w:rPr>
-                <w:color w:val="000000"/>
-                <w:lang w:val="en-US"/>
-              </w:rPr>
-              <w:t xml:space="preserve"> </w:t>
-            </w:r>
-            <w:r>
-              <w:rPr>
-                <w:color w:val="000000"/>
-              </w:rPr>
-              <w:t>сертификата</w:t>
-            </w:r>
-            <w:r>
-              <w:rPr>
-                <w:color w:val="000000"/>
-                <w:lang w:val="en-US"/>
-              </w:rPr>
-              <w:t>:</w:t>
-            </w:r>
-          </w:p>
-        </w:tc>
-        <w:tc>
-          <w:tcPr>
-            <w:tcW w:w="4390" w:type="dxa"/>
-          </w:tcPr>
-          <w:p>
-            <w:pPr>
-              <w:snapToGrid w:val="0"/>
-              <w:ind w:left="-142"/>
-              <w:jc w:val="right"/>
-              <w:rPr>
-                <w:color w:val="000000"/>
-                <w:lang w:val="en-US"/>
-              </w:rPr>
-            </w:pPr>
-            <w:proofErr w:type="gramStart"/>
-            <w:r>
-              <w:rPr>
-                <w:color w:val="000000"/>
-                <w:lang w:val="en-US"/>
-              </w:rPr>
-              <w:t xml:space="preserve">{{ </w:t>
-            </w:r>
-            <w:proofErr w:type="spellStart"/>
-            <w:r>
-              <w:rPr>
-                <w:color w:val="000000"/>
-                <w:lang w:val="en-US"/>
-              </w:rPr>
-              <w:t>a</w:t>
-            </w:r>
-            <w:proofErr w:type="gramEnd"/>
-            <w:r>
-              <w:rPr>
-                <w:color w:val="000000"/>
-                <w:lang w:val="en-US"/>
-              </w:rPr>
-              <w:t>.certificate_start_date</w:t>
-            </w:r>
-            <w:proofErr w:type="spellEnd"/>
-            <w:r>
-              <w:rPr>
-                <w:color w:val="000000"/>
-                <w:lang w:val="en-US"/>
-              </w:rPr>
-              <w:t xml:space="preserve"> }}</w:t>
-            </w:r>
-          </w:p>
-        </w:tc>
-        <w:tc>
-          <w:tcPr>
-            <w:tcW w:w="2221" w:type="dxa"/>
-            <w:vMerge w:val="restart"/>
-          </w:tcPr>
-          <w:p>
-            <w:pPr>
-              <w:snapToGrid w:val="0"/>
-              <w:rPr>
-                <w:color w:val="000000"/>
-                <w:lang w:val="en-US"/>
-              </w:rPr>
-            </w:pPr>
-          </w:p>
-          <w:p>
-            <w:pPr>
-              <w:snapToGrid w:val="0"/>
-              <w:rPr>
-                <w:color w:val="000000"/>
-                <w:lang w:val="en-US"/>
-              </w:rPr>
-            </w:pPr>
-            <w:r>
-              <w:rPr>
-                <w:color w:val="000000"/>
-                <w:lang w:val="en-US"/>
-              </w:rPr>
-              <w:t xml:space="preserve">{% if </w:t>
-            </w:r>
-            <w:proofErr w:type="spellStart"/>
-            <w:proofErr w:type="gramStart"/>
-            <w:r>
-              <w:rPr>
-                <w:color w:val="000000"/>
-                <w:lang w:val="en-US"/>
-              </w:rPr>
-              <w:t>a.signed</w:t>
-            </w:r>
-            <w:proofErr w:type="spellEnd"/>
-            <w:proofErr w:type="gramEnd"/>
-            <w:r>
-              <w:rPr>
-                <w:color w:val="000000"/>
-                <w:lang w:val="en-US"/>
-              </w:rPr>
-              <w:t xml:space="preserve"> %}</w:t>
-            </w:r>
-          </w:p>
-          <w:p>
-            <w:pPr>
-              <w:snapToGrid w:val="0"/>
-              <w:rPr>
-                <w:color w:val="000000"/>
-                <w:lang w:val="en-US"/>
-              </w:rPr>
-            </w:pPr>
-            <w:proofErr w:type="gramStart"/>
-            <w:r>
-              <w:rPr>
-                <w:color w:val="000000"/>
-                <w:lang w:val="en-US"/>
-              </w:rPr>
-              <w:t xml:space="preserve">{{ </w:t>
-            </w:r>
-            <w:proofErr w:type="spellStart"/>
-            <w:r>
-              <w:rPr>
-                <w:color w:val="000000"/>
-                <w:lang w:val="en-US"/>
-              </w:rPr>
-              <w:t>images</w:t>
-            </w:r>
-            <w:proofErr w:type="gramEnd"/>
-            <w:r>
-              <w:rPr>
-                <w:color w:val="000000"/>
-                <w:lang w:val="en-US"/>
-              </w:rPr>
-              <w:t>__insert</w:t>
-            </w:r>
-            <w:proofErr w:type="spellEnd"/>
-            <w:r>
-              <w:rPr>
-                <w:color w:val="000000"/>
-                <w:lang w:val="en-US"/>
-              </w:rPr>
-              <w:t>[</w:t>
-            </w:r>
-            <w:proofErr w:type="gramStart"/>
-            <w:r>
-              <w:rPr>
-                <w:color w:val="000000"/>
-                <w:lang w:val="en-US"/>
-              </w:rPr>
-              <w:t>loop.index0][</w:t>
-            </w:r>
-            <w:proofErr w:type="gramEnd"/>
-            <w:r>
-              <w:rPr>
-                <w:color w:val="000000"/>
-                <w:lang w:val="en-US"/>
-              </w:rPr>
-              <w:t>‘</w:t>
-            </w:r>
-            <w:proofErr w:type="spellStart"/>
-            <w:r>
-              <w:rPr>
-                <w:color w:val="000000"/>
-                <w:lang w:val="en-US"/>
-              </w:rPr>
-              <w:t>img</w:t>
-            </w:r>
-            <w:proofErr w:type="spellEnd"/>
-            <w:r>
-              <w:rPr>
-                <w:color w:val="000000"/>
-                <w:lang w:val="en-US"/>
-              </w:rPr>
-              <w:t>’</w:t>
-            </w:r>
-            <w:proofErr w:type="gramStart"/>
-            <w:r>
-              <w:rPr>
-                <w:color w:val="000000"/>
-                <w:lang w:val="en-US"/>
-              </w:rPr>
-              <w:t>] }</w:t>
-            </w:r>
-            <w:proofErr w:type="gramEnd"/>
-            <w:r>
-              <w:rPr>
-                <w:color w:val="000000"/>
-                <w:lang w:val="en-US"/>
-              </w:rPr>
-              <w:t>}</w:t>
-            </w:r>
-          </w:p>
-          <w:p>
-            <w:pPr>
-              <w:rPr>
-                <w:color w:val="000000"/>
-                <w:lang w:val="en-US"/>
-              </w:rPr>
-            </w:pPr>
-            <w:r>
-              <w:rPr>
-                <w:lang w:val="en-US"/>
-              </w:rPr>
-              <w:t>{% endif %}</w:t>
-            </w:r>
-          </w:p>
-          <w:p>
-            <w:pPr>
-              <w:snapToGrid w:val="0"/>
-              <w:ind w:left="-142"/>
-              <w:rPr>
-                <w:color w:val="000000"/>
-                <w:lang w:val="en-US"/>
-              </w:rPr>
-            </w:pPr>
-          </w:p>
-        </w:tc>
-      </w:tr>
-      <w:tr>
-        <w:trPr>
-          <w:trHeight w:val="73"/>
-        </w:trPr>
-        <w:tc>
-          <w:tcPr>
-            <w:tcW w:w="4083" w:type="dxa"/>
-          </w:tcPr>
-          <w:p>
-            <w:pPr>
-              <w:snapToGrid w:val="0"/>
-              <w:ind w:left="-142" w:firstLine="744"/>
-              <w:rPr>
-                <w:color w:val="000000"/>
-                <w:lang w:val="en-US"/>
-              </w:rPr>
-            </w:pPr>
-            <w:r>
-              <w:t>Дата</w:t>
-            </w:r>
-            <w:r>
-              <w:rPr>
-                <w:lang w:val="en-US"/>
-              </w:rPr>
-              <w:t xml:space="preserve"> </w:t>
-            </w:r>
-            <w:r>
-              <w:t>окончания</w:t>
-            </w:r>
-            <w:r>
-              <w:rPr>
-                <w:lang w:val="en-US"/>
-              </w:rPr>
-              <w:t xml:space="preserve"> </w:t>
-            </w:r>
-            <w:r>
-              <w:t>сертификата</w:t>
-            </w:r>
-            <w:r>
-              <w:rPr>
-                <w:lang w:val="en-US"/>
-              </w:rPr>
-              <w:t>:</w:t>
-            </w:r>
-            <w:r>
-              <w:rPr>
-                <w:color w:val="000000"/>
-                <w:lang w:val="en-US"/>
-              </w:rPr>
-              <w:t xml:space="preserve"> </w:t>
-            </w:r>
-          </w:p>
-        </w:tc>
-        <w:tc>
-          <w:tcPr>
-            <w:tcW w:w="4390" w:type="dxa"/>
-          </w:tcPr>
-          <w:p>
-            <w:pPr>
-              <w:snapToGrid w:val="0"/>
-              <w:ind w:left="-142"/>
-              <w:jc w:val="right"/>
-              <w:rPr>
-                <w:color w:val="000000"/>
-                <w:lang w:val="en-US"/>
-              </w:rPr>
-            </w:pPr>
-            <w:proofErr w:type="gramStart"/>
-            <w:r>
-              <w:rPr>
-                <w:color w:val="000000"/>
-                <w:lang w:val="en-US"/>
-              </w:rPr>
-              <w:t xml:space="preserve">{{ </w:t>
-            </w:r>
-            <w:proofErr w:type="spellStart"/>
-            <w:r>
-              <w:rPr>
-                <w:color w:val="000000"/>
-                <w:lang w:val="en-US"/>
-              </w:rPr>
-              <w:t>a</w:t>
-            </w:r>
-            <w:proofErr w:type="gramEnd"/>
-            <w:r>
-              <w:rPr>
-                <w:color w:val="000000"/>
-                <w:lang w:val="en-US"/>
-              </w:rPr>
-              <w:t>.certificate</w:t>
-            </w:r>
-            <w:proofErr w:type="spellEnd"/>
-            <w:r>
-              <w:rPr>
-                <w:color w:val="000000"/>
-                <w:lang w:val="en-US"/>
-              </w:rPr>
-              <w:t>_</w:t>
-            </w:r>
-            <w:proofErr w:type="spellStart"/>
-            <w:r>
-              <w:rPr>
-                <w:color w:val="000000"/>
-                <w:lang w:val="kk-KZ"/>
-              </w:rPr>
-              <w:t>end</w:t>
-            </w:r>
-            <w:proofErr w:type="spellEnd"/>
-            <w:r>
-              <w:rPr>
-                <w:color w:val="000000"/>
-                <w:lang w:val="en-US"/>
-              </w:rPr>
-              <w:t>_date }}</w:t>
-            </w:r>
-          </w:p>
-        </w:tc>
-        <w:tc>
-          <w:tcPr>
-            <w:tcW w:w="2221" w:type="dxa"/>
-            <w:vMerge/>
-          </w:tcPr>
-          <w:p>
-            <w:pPr>
-              <w:snapToGrid w:val="0"/>
-              <w:ind w:left="-142"/>
-              <w:rPr>
-                <w:color w:val="000000"/>
-                <w:lang w:val="en-US"/>
-              </w:rPr>
-            </w:pPr>
-          </w:p>
-        </w:tc>
-      </w:tr>
-      <w:tr>
-        <w:trPr>
-          <w:trHeight w:val="73"/>
-        </w:trPr>
-        <w:tc>
-          <w:tcPr>
-            <w:tcW w:w="4083" w:type="dxa"/>
-          </w:tcPr>
-          <w:p>
-            <w:pPr>
-              <w:snapToGrid w:val="0"/>
-              <w:ind w:left="-142" w:firstLine="744"/>
-              <w:rPr>
-                <w:lang w:val="en-US"/>
-              </w:rPr>
-            </w:pPr>
-            <w:r>
-              <w:t>Серийный</w:t>
-            </w:r>
-            <w:r>
-              <w:rPr>
-                <w:lang w:val="en-US"/>
-              </w:rPr>
-              <w:t xml:space="preserve"> </w:t>
-            </w:r>
-            <w:r>
-              <w:t>номер</w:t>
-            </w:r>
-            <w:r>
-              <w:rPr>
-                <w:lang w:val="en-US"/>
-              </w:rPr>
-              <w:t>:</w:t>
-            </w:r>
-            <w:r>
-              <w:rPr>
-                <w:color w:val="000000"/>
-                <w:lang w:val="en-US"/>
-              </w:rPr>
-              <w:t xml:space="preserve"> </w:t>
-            </w:r>
-          </w:p>
-        </w:tc>
-        <w:tc>
-          <w:tcPr>
-            <w:tcW w:w="4390" w:type="dxa"/>
-          </w:tcPr>
-          <w:p>
-            <w:pPr>
-              <w:snapToGrid w:val="0"/>
-              <w:ind w:left="-142" w:firstLine="744"/>
-              <w:jc w:val="right"/>
-              <w:rPr>
-                <w:color w:val="000000"/>
-                <w:lang w:val="en-US"/>
-              </w:rPr>
-            </w:pPr>
-            <w:proofErr w:type="gramStart"/>
-            <w:r>
-              <w:rPr>
-                <w:color w:val="000000"/>
-                <w:lang w:val="en-US"/>
-              </w:rPr>
-              <w:t xml:space="preserve">{{ </w:t>
-            </w:r>
-            <w:proofErr w:type="spellStart"/>
-            <w:r>
-              <w:rPr>
-                <w:color w:val="000000"/>
-                <w:lang w:val="en-US"/>
-              </w:rPr>
-              <w:t>a</w:t>
-            </w:r>
-            <w:proofErr w:type="gramEnd"/>
-            <w:r>
-              <w:rPr>
-                <w:color w:val="000000"/>
-                <w:lang w:val="en-US"/>
-              </w:rPr>
-              <w:t>.serial_number</w:t>
-            </w:r>
-            <w:proofErr w:type="spellEnd"/>
-            <w:r>
-              <w:rPr>
-                <w:color w:val="000000"/>
-                <w:lang w:val="en-US"/>
-              </w:rPr>
-              <w:t xml:space="preserve"> }}</w:t>
-            </w:r>
-          </w:p>
-        </w:tc>
-        <w:tc>
-          <w:tcPr>
-            <w:tcW w:w="2221" w:type="dxa"/>
-            <w:vMerge/>
-          </w:tcPr>
-          <w:p>
-            <w:pPr>
-              <w:snapToGrid w:val="0"/>
-              <w:ind w:left="-142"/>
-              <w:rPr>
-                <w:color w:val="000000"/>
-                <w:lang w:val="en-US"/>
-              </w:rPr>
-            </w:pPr>
-          </w:p>
-        </w:tc>
-      </w:tr>
-      <w:tr>
-        <w:trPr>
-          <w:trHeight w:val="73"/>
-        </w:trPr>
-        <w:tc>
-          <w:tcPr>
-            <w:tcW w:w="4083" w:type="dxa"/>
-          </w:tcPr>
-          <w:p>
-            <w:pPr>
-              <w:snapToGrid w:val="0"/>
-              <w:ind w:left="-142" w:firstLine="744"/>
-              <w:rPr>
-                <w:lang w:val="en-US"/>
-              </w:rPr>
-            </w:pPr>
-            <w:r>
-              <w:t>Кем</w:t>
-            </w:r>
-            <w:r>
-              <w:rPr>
-                <w:lang w:val="en-US"/>
-              </w:rPr>
-              <w:t xml:space="preserve"> </w:t>
-            </w:r>
-            <w:r>
-              <w:t>выдан</w:t>
-            </w:r>
-            <w:r>
-              <w:rPr>
-                <w:lang w:val="en-US"/>
-              </w:rPr>
-              <w:t xml:space="preserve">: </w:t>
-            </w:r>
-          </w:p>
-        </w:tc>
-        <w:tc>
-          <w:tcPr>
-            <w:tcW w:w="4390" w:type="dxa"/>
-          </w:tcPr>
-          <w:p>
-            <w:pPr>
-              <w:snapToGrid w:val="0"/>
-              <w:ind w:left="-142" w:firstLine="744"/>
-              <w:jc w:val="right"/>
-              <w:rPr>
-                <w:color w:val="000000"/>
-                <w:lang w:val="en-US"/>
-              </w:rPr>
-            </w:pPr>
-            <w:proofErr w:type="gramStart"/>
-            <w:r>
-              <w:rPr>
-                <w:color w:val="000000"/>
-                <w:lang w:val="en-US"/>
-              </w:rPr>
-              <w:t xml:space="preserve">{{ </w:t>
-            </w:r>
-            <w:proofErr w:type="spellStart"/>
-            <w:r>
-              <w:rPr>
-                <w:color w:val="000000"/>
-                <w:lang w:val="en-US"/>
-              </w:rPr>
-              <w:t>a</w:t>
-            </w:r>
-            <w:proofErr w:type="gramEnd"/>
-            <w:r>
-              <w:rPr>
-                <w:color w:val="000000"/>
-                <w:lang w:val="en-US"/>
-              </w:rPr>
-              <w:t>.issued_by</w:t>
-            </w:r>
-            <w:proofErr w:type="spellEnd"/>
-            <w:r>
-              <w:rPr>
-                <w:color w:val="000000"/>
-                <w:lang w:val="en-US"/>
-              </w:rPr>
-              <w:t xml:space="preserve"> }}</w:t>
-            </w:r>
-          </w:p>
-        </w:tc>
-        <w:tc>
-          <w:tcPr>
-            <w:tcW w:w="2221" w:type="dxa"/>
-            <w:vMerge/>
-          </w:tcPr>
-          <w:p>
-            <w:pPr>
-              <w:snapToGrid w:val="0"/>
-              <w:ind w:left="-142"/>
-              <w:rPr>
-                <w:color w:val="000000"/>
-                <w:lang w:val="en-US"/>
-              </w:rPr>
-            </w:pPr>
-          </w:p>
-        </w:tc>
-      </w:tr>
-      <w:tr>
-        <w:trPr>
-          <w:trHeight w:val="73"/>
-        </w:trPr>
-        <w:tc>
-          <w:tcPr>
-            <w:tcW w:w="4083" w:type="dxa"/>
-          </w:tcPr>
-          <w:p>
-            <w:pPr>
-              <w:snapToGrid w:val="0"/>
-              <w:ind w:left="-142" w:firstLine="744"/>
-              <w:rPr>
-                <w:lang w:val="en-US"/>
-              </w:rPr>
-            </w:pPr>
-            <w:r>
-              <w:t>Кому</w:t>
-            </w:r>
-            <w:r>
-              <w:rPr>
-                <w:lang w:val="en-US"/>
-              </w:rPr>
-              <w:t xml:space="preserve"> </w:t>
-            </w:r>
-            <w:r>
-              <w:t>выдан</w:t>
-            </w:r>
-            <w:r>
-              <w:rPr>
-                <w:lang w:val="en-US"/>
-              </w:rPr>
-              <w:t>:</w:t>
-            </w:r>
-            <w:r>
-              <w:rPr>
-                <w:color w:val="000000"/>
-                <w:lang w:val="en-US"/>
-              </w:rPr>
-              <w:t xml:space="preserve"> </w:t>
-            </w:r>
-          </w:p>
-        </w:tc>
-        <w:tc>
-          <w:tcPr>
-            <w:tcW w:w="4390" w:type="dxa"/>
-          </w:tcPr>
-          <w:p>
-            <w:pPr>
-              <w:snapToGrid w:val="0"/>
-              <w:ind w:left="-142" w:firstLine="744"/>
-              <w:jc w:val="right"/>
-              <w:rPr>
-                <w:color w:val="000000"/>
-                <w:lang w:val="en-US"/>
-              </w:rPr>
-            </w:pPr>
-            <w:proofErr w:type="gramStart"/>
-            <w:r>
-              <w:rPr>
-                <w:color w:val="000000"/>
-                <w:lang w:val="en-US"/>
-              </w:rPr>
-              <w:t xml:space="preserve">{{ </w:t>
-            </w:r>
-            <w:proofErr w:type="spellStart"/>
-            <w:r>
-              <w:rPr>
-                <w:color w:val="000000"/>
-                <w:lang w:val="en-US"/>
-              </w:rPr>
-              <w:t>a</w:t>
-            </w:r>
-            <w:proofErr w:type="gramEnd"/>
-            <w:r>
-              <w:rPr>
-                <w:color w:val="000000"/>
-                <w:lang w:val="en-US"/>
-              </w:rPr>
-              <w:t>.issued_to</w:t>
-            </w:r>
-            <w:proofErr w:type="spellEnd"/>
-            <w:r>
-              <w:rPr>
-                <w:color w:val="000000"/>
-                <w:lang w:val="en-US"/>
-              </w:rPr>
-              <w:t xml:space="preserve"> }}</w:t>
-            </w:r>
-          </w:p>
-        </w:tc>
-        <w:tc>
-          <w:tcPr>
-            <w:tcW w:w="2221" w:type="dxa"/>
-            <w:vMerge/>
-          </w:tcPr>
-          <w:p>
-            <w:pPr>
-              <w:snapToGrid w:val="0"/>
-              <w:ind w:left="-142"/>
-              <w:rPr>
-                <w:color w:val="000000"/>
-                <w:lang w:val="en-US"/>
-              </w:rPr>
-            </w:pPr>
-          </w:p>
-        </w:tc>
-      </w:tr>
-      <w:tr>
-        <w:trPr>
-          <w:trHeight w:val="369"/>
-        </w:trPr>
-        <w:tc>
-          <w:tcPr>
-            <w:tcW w:w="4083" w:type="dxa"/>
-          </w:tcPr>
-          <w:p>
-            <w:pPr>
-              <w:snapToGrid w:val="0"/>
-              <w:ind w:left="-142" w:firstLine="744"/>
-              <w:rPr>
-                <w:color w:val="000000"/>
-                <w:lang w:val="en-US"/>
-              </w:rPr>
-            </w:pPr>
-            <w:r>
-              <w:t>Статус</w:t>
-            </w:r>
-            <w:r>
-              <w:rPr>
-                <w:lang w:val="en-US"/>
-              </w:rPr>
-              <w:t xml:space="preserve"> </w:t>
-            </w:r>
-            <w:r>
-              <w:t>сертификата</w:t>
-            </w:r>
-            <w:r>
-              <w:rPr>
-                <w:lang w:val="en-US"/>
-              </w:rPr>
-              <w:t>:</w:t>
-            </w:r>
-          </w:p>
-        </w:tc>
-        <w:tc>
-          <w:tcPr>
-            <w:tcW w:w="4390" w:type="dxa"/>
-          </w:tcPr>
-          <w:p>
-            <w:pPr>
-              <w:snapToGrid w:val="0"/>
-              <w:ind w:left="-142" w:firstLine="744"/>
-              <w:jc w:val="right"/>
-              <w:rPr>
-                <w:color w:val="000000"/>
-                <w:lang w:val="en-US"/>
-              </w:rPr>
-            </w:pPr>
-            <w:proofErr w:type="gramStart"/>
-            <w:r>
-              <w:rPr>
-                <w:color w:val="000000"/>
-                <w:lang w:val="en-US"/>
-              </w:rPr>
-              <w:t xml:space="preserve">{{ </w:t>
-            </w:r>
-            <w:proofErr w:type="spellStart"/>
-            <w:r>
-              <w:rPr>
-                <w:color w:val="000000"/>
-                <w:lang w:val="en-US"/>
-              </w:rPr>
-              <w:t>a</w:t>
-            </w:r>
-            <w:proofErr w:type="gramEnd"/>
-            <w:r>
-              <w:rPr>
-                <w:color w:val="000000"/>
-                <w:lang w:val="en-US"/>
-              </w:rPr>
-              <w:t>.certificate_status</w:t>
-            </w:r>
-            <w:proofErr w:type="spellEnd"/>
-            <w:r>
-              <w:rPr>
-                <w:color w:val="000000"/>
-                <w:lang w:val="en-US"/>
-              </w:rPr>
-              <w:t xml:space="preserve"> }}</w:t>
-            </w:r>
-          </w:p>
-        </w:tc>
-        <w:tc>
-          <w:tcPr>
-            <w:tcW w:w="2221" w:type="dxa"/>
-            <w:vMerge/>
-          </w:tcPr>
-          <w:p>
-            <w:pPr>
-              <w:snapToGrid w:val="0"/>
-              <w:ind w:left="-142"/>
-              <w:rPr>
-                <w:color w:val="000000"/>
-                <w:lang w:val="en-US"/>
-              </w:rPr>
-            </w:pPr>
-          </w:p>
-        </w:tc>
-      </w:tr>
-      <w:tr>
-        <w:trPr>
-          <w:trHeight w:val="379"/>
-        </w:trPr>
-        <w:tc>
-          <w:tcPr>
-            <w:tcW w:w="4083" w:type="dxa"/>
-          </w:tcPr>
-          <w:p>
-            <w:pPr>
-              <w:snapToGrid w:val="0"/>
-              <w:ind w:left="-142" w:firstLine="744"/>
-              <w:rPr>
-                <w:lang w:val="en-US"/>
-              </w:rPr>
-            </w:pPr>
-            <w:r>
-              <w:t>Дата</w:t>
-            </w:r>
-            <w:r>
-              <w:rPr>
-                <w:lang w:val="en-US"/>
-              </w:rPr>
-              <w:t xml:space="preserve"> </w:t>
-            </w:r>
-            <w:r>
-              <w:t>подписи</w:t>
-            </w:r>
-            <w:r>
-              <w:rPr>
-                <w:lang w:val="en-US"/>
-              </w:rPr>
-              <w:t>:</w:t>
-            </w:r>
-          </w:p>
-        </w:tc>
-        <w:tc>
-          <w:tcPr>
-            <w:tcW w:w="4390" w:type="dxa"/>
-          </w:tcPr>
-          <w:p>
-            <w:pPr>
-              <w:snapToGrid w:val="0"/>
-              <w:ind w:left="-142"/>
-              <w:jc w:val="right"/>
-              <w:rPr>
-                <w:color w:val="000000"/>
-                <w:lang w:val="en-US"/>
-              </w:rPr>
-            </w:pPr>
-            <w:proofErr w:type="gramStart"/>
-            <w:r>
-              <w:rPr>
-                <w:color w:val="000000"/>
-                <w:lang w:val="en-US"/>
-              </w:rPr>
-              <w:t xml:space="preserve">{{ </w:t>
-            </w:r>
-            <w:proofErr w:type="spellStart"/>
-            <w:r>
-              <w:rPr>
-                <w:color w:val="000000"/>
-                <w:lang w:val="en-US"/>
-              </w:rPr>
-              <w:t>a</w:t>
-            </w:r>
-            <w:proofErr w:type="gramEnd"/>
-            <w:r>
-              <w:rPr>
-                <w:color w:val="000000"/>
-                <w:lang w:val="en-US"/>
-              </w:rPr>
-              <w:t>.agreement_date</w:t>
-            </w:r>
-            <w:proofErr w:type="spellEnd"/>
-            <w:r>
-              <w:rPr>
-                <w:color w:val="000000"/>
-                <w:lang w:val="en-US"/>
-              </w:rPr>
-              <w:t xml:space="preserve"> }}</w:t>
-            </w:r>
-          </w:p>
-        </w:tc>
-        <w:tc>
-          <w:tcPr>
-            <w:tcW w:w="2221" w:type="dxa"/>
-            <w:vMerge/>
-          </w:tcPr>
-          <w:p>
-            <w:pPr>
-              <w:snapToGrid w:val="0"/>
-              <w:ind w:left="-142"/>
-              <w:rPr>
-                <w:color w:val="000000"/>
-                <w:lang w:val="en-US"/>
-              </w:rPr>
-            </w:pPr>
-          </w:p>
-        </w:tc>
-      </w:tr>
-    </w:tbl>
-    <w:p>
-      <w:pPr>
-        <w:ind w:left="-142"/>
-        <w:rPr>
-          <w:color w:val="000000"/>
-          <w:lang w:val="en-US"/>
-        </w:rPr>
-      </w:pPr>
-      <w:r>
-        <w:rPr>
-          <w:lang w:val="en-US"/>
-        </w:rPr>
-        <w:t>{% endif %}</w:t>
-      </w:r>
-    </w:p>
-    <w:p>
-      <w:pPr>
-        <w:ind w:left="-142"/>
-        <w:rPr>
-          <w:color w:val="000000"/>
-          <w:lang w:val="en-US"/>
-        </w:rPr>
-      </w:pPr>
-      <w:r>
-        <w:rPr>
-          <w:color w:val="000000"/>
-          <w:lang w:val="en-US"/>
-        </w:rPr>
-        <w:t xml:space="preserve">{%p </w:t>
-      </w:r>
-      <w:proofErr w:type="spellStart"/>
-      <w:proofErr w:type="gramStart"/>
-      <w:r>
-        <w:rPr>
-          <w:color w:val="000000"/>
-          <w:lang w:val="en-US"/>
-        </w:rPr>
-        <w:t>endfor</w:t>
-      </w:r>
-      <w:proofErr w:type="spellEnd"/>
-      <w:r>
-        <w:rPr>
-          <w:color w:val="000000"/>
-          <w:lang w:val="en-US"/>
-        </w:rPr>
-        <w:t xml:space="preserve"> %}</w:t>
-      </w:r>
-      <w:proofErr w:type="gramEnd"/>
-    </w:p>
-    <w:p/>
     <w:sectPr>
       <w:headerReference w:type="default" r:id="rId9"/>
       <w:pgSz w:w="11906" w:h="16838"/>

--- a/static/templates/general_template_kaz.docx
+++ b/static/templates/general_template_kaz.docx
@@ -932,14 +932,8 @@
     <w:p>
       <w:pPr>
         <w:jc w:val="both"/>
-        <w:rPr>
-          <w:lang/>
-        </w:rPr>
-      </w:pPr>
-      <w:r>
-        <w:rPr>
-          <w:lang/>
-        </w:rPr>
+      </w:pPr>
+      <w:r>
         <w:t> </w:t>
       </w:r>
     </w:p>
@@ -1021,12 +1015,12 @@
         <w:tblW w:w="0" w:type="auto"/>
         <w:tblInd w:w="6091" w:type="dxa"/>
         <w:tblBorders>
-          <w:top w:val="dotted" w:sz="4" w:space="0" w:color="auto"/>
-          <w:left w:val="dotted" w:sz="4" w:space="0" w:color="auto"/>
-          <w:bottom w:val="dotted" w:sz="4" w:space="0" w:color="auto"/>
-          <w:right w:val="dotted" w:sz="4" w:space="0" w:color="auto"/>
-          <w:insideH w:val="dotted" w:sz="4" w:space="0" w:color="auto"/>
-          <w:insideV w:val="dotted" w:sz="4" w:space="0" w:color="auto"/>
+          <w:top w:val="none" w:sz="0" w:space="0" w:color="auto"/>
+          <w:left w:val="none" w:sz="0" w:space="0" w:color="auto"/>
+          <w:bottom w:val="none" w:sz="0" w:space="0" w:color="auto"/>
+          <w:right w:val="none" w:sz="0" w:space="0" w:color="auto"/>
+          <w:insideH w:val="none" w:sz="0" w:space="0" w:color="auto"/>
+          <w:insideV w:val="none" w:sz="0" w:space="0" w:color="auto"/>
         </w:tblBorders>
         <w:tblLook w:val="04A0" w:firstRow="1" w:lastRow="0" w:firstColumn="1" w:lastColumn="0" w:noHBand="0" w:noVBand="1"/>
       </w:tblPr>
@@ -1040,6 +1034,7 @@
           </w:tcPr>
           <w:p>
             <w:pPr>
+              <w:jc w:val="right"/>
               <w:rPr>
                 <w:lang w:val="en-GB"/>
               </w:rPr>
@@ -1060,6 +1055,7 @@
           </w:tcPr>
           <w:p>
             <w:pPr>
+              <w:jc w:val="right"/>
               <w:rPr>
                 <w:lang w:val="en-GB"/>
               </w:rPr>
@@ -1087,12 +1083,12 @@
         <w:tblStyle w:val="af4"/>
         <w:tblW w:w="0" w:type="auto"/>
         <w:tblBorders>
-          <w:top w:val="dotted" w:sz="4" w:space="0" w:color="auto"/>
-          <w:left w:val="dotted" w:sz="4" w:space="0" w:color="auto"/>
-          <w:bottom w:val="dotted" w:sz="4" w:space="0" w:color="auto"/>
-          <w:right w:val="dotted" w:sz="4" w:space="0" w:color="auto"/>
-          <w:insideH w:val="dotted" w:sz="4" w:space="0" w:color="auto"/>
-          <w:insideV w:val="dotted" w:sz="4" w:space="0" w:color="auto"/>
+          <w:top w:val="none" w:sz="0" w:space="0" w:color="auto"/>
+          <w:left w:val="none" w:sz="0" w:space="0" w:color="auto"/>
+          <w:bottom w:val="none" w:sz="0" w:space="0" w:color="auto"/>
+          <w:right w:val="none" w:sz="0" w:space="0" w:color="auto"/>
+          <w:insideH w:val="none" w:sz="0" w:space="0" w:color="auto"/>
+          <w:insideV w:val="none" w:sz="0" w:space="0" w:color="auto"/>
         </w:tblBorders>
         <w:tblLook w:val="04A0" w:firstRow="1" w:lastRow="0" w:firstColumn="1" w:lastColumn="0" w:noHBand="0" w:noVBand="1"/>
       </w:tblPr>
@@ -1106,7 +1102,6 @@
           </w:tcPr>
           <w:p>
             <w:pPr>
-              <w:jc w:val="center"/>
               <w:rPr>
                 <w:bCs/>
                 <w:lang w:val="kk-KZ"/>
@@ -1148,7 +1143,7 @@
           </w:tcPr>
           <w:p>
             <w:pPr>
-              <w:jc w:val="center"/>
+              <w:jc w:val="both"/>
               <w:rPr>
                 <w:lang w:val="kk-KZ"/>
               </w:rPr>
@@ -1161,16 +1156,10 @@
               <w:t xml:space="preserve">{{ </w:t>
             </w:r>
             <w:r>
-              <w:rPr>
-                <w:lang/>
-              </w:rPr>
               <w:t>summary</w:t>
             </w:r>
             <w:proofErr w:type="gramEnd"/>
             <w:r>
-              <w:rPr>
-                <w:lang/>
-              </w:rPr>
               <w:t>_kaz</w:t>
             </w:r>
             <w:r>
@@ -1282,24 +1271,6 @@
         </w:rPr>
         <w:t xml:space="preserve"> }}</w:t>
       </w:r>
-      <w:proofErr w:type="spellStart"/>
-      <w:proofErr w:type="spellEnd"/>
-      <w:proofErr w:type="gramStart"/>
-      <w:proofErr w:type="spellStart"/>
-      <w:proofErr w:type="spellEnd"/>
-      <w:proofErr w:type="gramEnd"/>
-      <w:proofErr w:type="gramStart"/>
-      <w:proofErr w:type="gramEnd"/>
-      <w:proofErr w:type="spellStart"/>
-      <w:proofErr w:type="spellEnd"/>
-      <w:proofErr w:type="gramStart"/>
-      <w:proofErr w:type="gramEnd"/>
-      <w:proofErr w:type="gramStart"/>
-      <w:proofErr w:type="spellStart"/>
-      <w:proofErr w:type="gramEnd"/>
-      <w:proofErr w:type="gramStart"/>
-      <w:proofErr w:type="spellEnd"/>
-      <w:proofErr w:type="gramEnd"/>
     </w:p>
     <w:p>
       <w:pPr>
@@ -1349,12 +1320,16 @@
           <w:p>
             <w:pPr>
               <w:rPr>
+                <w:sz w:val="20"/>
+                <w:szCs w:val="20"/>
                 <w:lang w:val="kk-KZ"/>
               </w:rPr>
             </w:pPr>
             <w:proofErr w:type="spellStart"/>
             <w:r>
               <w:rPr>
+                <w:sz w:val="20"/>
+                <w:szCs w:val="20"/>
                 <w:lang w:val="kk-KZ" w:eastAsia="ru-RU"/>
               </w:rPr>
               <w:t>исполнитель</w:t>
@@ -1362,6 +1337,8 @@
             <w:proofErr w:type="spellEnd"/>
             <w:r>
               <w:rPr>
+                <w:sz w:val="20"/>
+                <w:szCs w:val="20"/>
                 <w:lang w:val="kk-KZ" w:eastAsia="ru-RU"/>
               </w:rPr>
               <w:t>:</w:t>
@@ -1374,13 +1351,16 @@
           </w:tcPr>
           <w:p>
             <w:pPr>
-              <w:jc w:val="both"/>
               <w:rPr>
+                <w:sz w:val="20"/>
+                <w:szCs w:val="20"/>
                 <w:lang w:val="kk-KZ"/>
               </w:rPr>
             </w:pPr>
             <w:r>
               <w:rPr>
+                <w:sz w:val="20"/>
+                <w:szCs w:val="20"/>
                 <w:lang w:val="en-GB"/>
               </w:rPr>
               <w:t>{{</w:t>
@@ -1388,6 +1368,8 @@
             <w:proofErr w:type="spellStart"/>
             <w:r>
               <w:rPr>
+                <w:sz w:val="20"/>
+                <w:szCs w:val="20"/>
                 <w:lang w:val="en-GB"/>
               </w:rPr>
               <w:t>create_uid</w:t>
@@ -1395,6 +1377,8 @@
             <w:proofErr w:type="spellEnd"/>
             <w:r>
               <w:rPr>
+                <w:sz w:val="20"/>
+                <w:szCs w:val="20"/>
                 <w:lang w:val="en-GB"/>
               </w:rPr>
               <w:t>}}</w:t>
@@ -1411,11 +1395,15 @@
             <w:pPr>
               <w:jc w:val="both"/>
               <w:rPr>
+                <w:sz w:val="20"/>
+                <w:szCs w:val="20"/>
                 <w:lang w:val="kk-KZ"/>
               </w:rPr>
             </w:pPr>
             <w:r>
               <w:rPr>
+                <w:sz w:val="20"/>
+                <w:szCs w:val="20"/>
                 <w:lang w:val="kk-KZ"/>
               </w:rPr>
               <w:t>контакты:</w:t>
@@ -1428,46 +1416,61 @@
           </w:tcPr>
           <w:p>
             <w:pPr>
-              <w:jc w:val="both"/>
               <w:rPr>
+                <w:sz w:val="20"/>
+                <w:szCs w:val="20"/>
                 <w:lang w:val="kk-KZ"/>
               </w:rPr>
             </w:pPr>
             <w:r>
               <w:rPr>
+                <w:sz w:val="20"/>
+                <w:szCs w:val="20"/>
                 <w:lang w:val="en-GB"/>
               </w:rPr>
               <w:t>{{</w:t>
             </w:r>
             <w:r>
               <w:rPr>
-                <w:lang/>
+                <w:sz w:val="20"/>
+                <w:szCs w:val="20"/>
               </w:rPr>
               <w:t>contact_phone</w:t>
             </w:r>
             <w:r>
               <w:rPr>
+                <w:sz w:val="20"/>
+                <w:szCs w:val="20"/>
                 <w:lang w:val="en-GB"/>
               </w:rPr>
               <w:t>}}</w:t>
             </w:r>
             <w:r>
+              <w:rPr>
+                <w:sz w:val="20"/>
+                <w:szCs w:val="20"/>
+              </w:rPr>
               <w:t xml:space="preserve"> </w:t>
             </w:r>
             <w:r>
               <w:rPr>
+                <w:sz w:val="20"/>
+                <w:szCs w:val="20"/>
                 <w:lang w:val="en-GB"/>
               </w:rPr>
               <w:t>{{</w:t>
             </w:r>
             <w:r>
               <w:rPr>
-                <w:lang/>
+                <w:sz w:val="20"/>
+                <w:szCs w:val="20"/>
               </w:rPr>
               <w:t>contact_email</w:t>
             </w:r>
             <w:r>
               <w:rPr>
+                <w:sz w:val="20"/>
+                <w:szCs w:val="20"/>
                 <w:lang w:val="en-GB"/>
               </w:rPr>
               <w:t>}}</w:t>
@@ -1476,6 +1479,7 @@
         </w:tc>
       </w:tr>
     </w:tbl>
+    <w:p/>
     <w:sectPr>
       <w:headerReference w:type="default" r:id="rId9"/>
       <w:pgSz w:w="11906" w:h="16838"/>

--- a/static/templates/general_template_kaz.docx
+++ b/static/templates/general_template_kaz.docx
@@ -2,923 +2,524 @@
 <file path=word/document.xml><?xml version="1.0" encoding="utf-8"?>
 <w:document xmlns:wpc="http://schemas.microsoft.com/office/word/2010/wordprocessingCanvas" xmlns:cx="http://schemas.microsoft.com/office/drawing/2014/chartex" xmlns:cx1="http://schemas.microsoft.com/office/drawing/2015/9/8/chartex" xmlns:cx2="http://schemas.microsoft.com/office/drawing/2015/10/21/chartex" xmlns:cx3="http://schemas.microsoft.com/office/drawing/2016/5/9/chartex" xmlns:cx4="http://schemas.microsoft.com/office/drawing/2016/5/10/chartex" xmlns:cx5="http://schemas.microsoft.com/office/drawing/2016/5/11/chartex" xmlns:cx6="http://schemas.microsoft.com/office/drawing/2016/5/12/chartex" xmlns:cx7="http://schemas.microsoft.com/office/drawing/2016/5/13/chartex" xmlns:cx8="http://schemas.microsoft.com/office/drawing/2016/5/14/chartex" xmlns:mc="http://schemas.openxmlformats.org/markup-compatibility/2006" xmlns:aink="http://schemas.microsoft.com/office/drawing/2016/ink" xmlns:am3d="http://schemas.microsoft.com/office/drawing/2017/model3d" xmlns:o="urn:schemas-microsoft-com:office:office" xmlns:oel="http://schemas.microsoft.com/office/2019/extlst" xmlns:r="http://schemas.openxmlformats.org/officeDocument/2006/relationships" xmlns:m="http://schemas.openxmlformats.org/officeDocument/2006/math" xmlns:v="urn:schemas-microsoft-com:vml" xmlns:wp14="http://schemas.microsoft.com/office/word/2010/wordprocessingDrawing" xmlns:wp="http://schemas.openxmlformats.org/drawingml/2006/wordprocessingDrawing" xmlns:w10="urn:schemas-microsoft-com:office:word" xmlns:w="http://schemas.openxmlformats.org/wordprocessingml/2006/main" xmlns:w14="http://schemas.microsoft.com/office/word/2010/wordml" xmlns:w15="http://schemas.microsoft.com/office/word/2012/wordml" xmlns:w16cex="http://schemas.microsoft.com/office/word/2018/wordml/cex" xmlns:w16cid="http://schemas.microsoft.com/office/word/2016/wordml/cid" xmlns:w16="http://schemas.microsoft.com/office/word/2018/wordml" xmlns:w16du="http://schemas.microsoft.com/office/word/2023/wordml/word16du" xmlns:w16sdtdh="http://schemas.microsoft.com/office/word/2020/wordml/sdtdatahash" xmlns:w16sdtfl="http://schemas.microsoft.com/office/word/2024/wordml/sdtformatlock" xmlns:w16se="http://schemas.microsoft.com/office/word/2015/wordml/symex" xmlns:wpg="http://schemas.microsoft.com/office/word/2010/wordprocessingGroup" xmlns:wpi="http://schemas.microsoft.com/office/word/2010/wordprocessingInk" xmlns:wne="http://schemas.microsoft.com/office/word/2006/wordml" xmlns:wps="http://schemas.microsoft.com/office/word/2010/wordprocessingShape" mc:Ignorable="w14 w15 w16se w16cid w16 w16cex w16sdtdh w16sdtfl w16du wp14">
   <w:body>
-    <w:p>
-      <w:pPr>
-        <w:pStyle w:val="a3"/>
+    <w:tbl>
+      <w:tblPr>
+        <w:tblW w:w="9921" w:type="dxa"/>
         <w:jc w:val="center"/>
-        <w:rPr>
-          <w:rFonts w:cs="Courier New"/>
-          <w:b/>
-          <w:bCs/>
-          <w:sz w:val="30"/>
-          <w:lang w:val="kk-KZ"/>
-        </w:rPr>
-      </w:pPr>
-      <w:r>
-        <w:rPr>
-          <w:noProof/>
-        </w:rPr>
-        <w:drawing>
-          <wp:anchor distT="0" distB="0" distL="114300" distR="114300" simplePos="0" relativeHeight="251659264" behindDoc="0" locked="0" layoutInCell="1" allowOverlap="1" wp14:anchorId="7C3CA7B4" wp14:editId="3DFA8C9E">
-            <wp:simplePos x="0" y="0"/>
-            <wp:positionH relativeFrom="column">
-              <wp:posOffset>2724150</wp:posOffset>
-            </wp:positionH>
-            <wp:positionV relativeFrom="paragraph">
-              <wp:posOffset>-57150</wp:posOffset>
-            </wp:positionV>
-            <wp:extent cx="1009650" cy="1092835"/>
-            <wp:effectExtent l="0" t="0" r="0" b="0"/>
-            <wp:wrapNone/>
-            <wp:docPr id="4" name="Рисунок 4"/>
-            <wp:cNvGraphicFramePr>
-              <a:graphicFrameLocks xmlns:a="http://schemas.openxmlformats.org/drawingml/2006/main" noChangeAspect="1"/>
-            </wp:cNvGraphicFramePr>
-            <a:graphic xmlns:a="http://schemas.openxmlformats.org/drawingml/2006/main">
-              <a:graphicData uri="http://schemas.openxmlformats.org/drawingml/2006/picture">
-                <pic:pic xmlns:pic="http://schemas.openxmlformats.org/drawingml/2006/picture">
-                  <pic:nvPicPr>
-                    <pic:cNvPr id="0" name="Рисунок 1"/>
-                    <pic:cNvPicPr>
-                      <a:picLocks noChangeAspect="1" noChangeArrowheads="1"/>
-                    </pic:cNvPicPr>
-                  </pic:nvPicPr>
-                  <pic:blipFill>
-                    <a:blip r:embed="rId8">
-                      <a:extLst>
-                        <a:ext uri="{28A0092B-C50C-407E-A947-70E740481C1C}">
-                          <a14:useLocalDpi xmlns:a14="http://schemas.microsoft.com/office/drawing/2010/main" val="0"/>
-                        </a:ext>
-                      </a:extLst>
-                    </a:blip>
-                    <a:srcRect/>
-                    <a:stretch>
-                      <a:fillRect/>
-                    </a:stretch>
-                  </pic:blipFill>
-                  <pic:spPr bwMode="auto">
-                    <a:xfrm>
-                      <a:off x="0" y="0"/>
-                      <a:ext cx="1009650" cy="1092835"/>
-                    </a:xfrm>
-                    <a:prstGeom prst="rect">
-                      <a:avLst/>
-                    </a:prstGeom>
-                    <a:noFill/>
-                    <a:ln>
-                      <a:noFill/>
-                    </a:ln>
-                  </pic:spPr>
-                </pic:pic>
-              </a:graphicData>
-            </a:graphic>
-            <wp14:sizeRelH relativeFrom="page">
-              <wp14:pctWidth>0</wp14:pctWidth>
-            </wp14:sizeRelH>
-            <wp14:sizeRelV relativeFrom="page">
-              <wp14:pctHeight>0</wp14:pctHeight>
-            </wp14:sizeRelV>
-          </wp:anchor>
-        </w:drawing>
-      </w:r>
-      <w:r>
-        <w:rPr>
-          <w:rFonts w:ascii="Courier New" w:hAnsi="Courier New" w:cs="Courier New"/>
-          <w:b/>
-          <w:bCs/>
-          <w:sz w:val="30"/>
-          <w:lang w:val="kk-KZ"/>
-        </w:rPr>
-        <w:t xml:space="preserve">ҚАЗАҚСТАН </w:t>
-      </w:r>
-      <w:r>
-        <w:rPr>
-          <w:rFonts w:cs="Courier New"/>
-          <w:b/>
-          <w:bCs/>
-          <w:sz w:val="30"/>
-          <w:lang w:val="kk-KZ"/>
-        </w:rPr>
-        <w:t xml:space="preserve">РЕСПУБЛИКАСЫ        </w:t>
-      </w:r>
-      <w:r>
-        <w:rPr>
-          <w:rFonts w:cs="Courier New"/>
-          <w:b/>
-          <w:bCs/>
-          <w:sz w:val="30"/>
-          <w:lang w:val="kk-KZ"/>
-        </w:rPr>
-        <w:t xml:space="preserve"> </w:t>
-      </w:r>
-      <w:r>
-        <w:rPr>
-          <w:rFonts w:cs="Courier New"/>
-          <w:b/>
-          <w:bCs/>
-          <w:sz w:val="30"/>
-          <w:lang w:val="kk-KZ"/>
-        </w:rPr>
-        <w:t xml:space="preserve">    РЕСПУБЛИКА КАЗАХСТАН</w:t>
-      </w:r>
-    </w:p>
-    <w:p>
-      <w:pPr>
-        <w:jc w:val="center"/>
-        <w:rPr>
-          <w:rFonts w:ascii="Courier New(K)" w:hAnsi="Courier New(K)" w:cs="Courier New"/>
-          <w:b/>
-          <w:bCs/>
-          <w:color w:val="548DD4"/>
-          <w:sz w:val="26"/>
-        </w:rPr>
-      </w:pPr>
-      <w:r>
-        <w:rPr>
-          <w:rFonts w:ascii="Courier New(K)" w:hAnsi="Courier New(K)" w:cs="Courier New"/>
-          <w:b/>
-          <w:bCs/>
-          <w:color w:val="0070C0"/>
-          <w:sz w:val="32"/>
-          <w:szCs w:val="32"/>
-        </w:rPr>
-        <w:t xml:space="preserve">“КАСПИЙ </w:t>
-      </w:r>
-      <w:proofErr w:type="gramStart"/>
-      <w:r>
-        <w:rPr>
-          <w:rFonts w:ascii="Courier New(K)" w:hAnsi="Courier New(K)" w:cs="Courier New"/>
-          <w:b/>
-          <w:bCs/>
-          <w:color w:val="0070C0"/>
-          <w:sz w:val="32"/>
-          <w:szCs w:val="32"/>
-        </w:rPr>
-        <w:t>НЕФТЬ”</w:t>
-      </w:r>
-      <w:r>
-        <w:rPr>
-          <w:rFonts w:ascii="Courier New(K)" w:hAnsi="Courier New(K)" w:cs="Courier New"/>
-          <w:b/>
-          <w:bCs/>
-          <w:color w:val="548DD4"/>
-          <w:sz w:val="26"/>
-        </w:rPr>
-        <w:t xml:space="preserve">   </w:t>
-      </w:r>
-      <w:proofErr w:type="gramEnd"/>
-      <w:r>
-        <w:rPr>
-          <w:rFonts w:ascii="Courier New(K)" w:hAnsi="Courier New(K)" w:cs="Courier New"/>
-          <w:b/>
-          <w:bCs/>
-          <w:color w:val="548DD4"/>
-          <w:sz w:val="26"/>
-        </w:rPr>
-        <w:t xml:space="preserve">                   </w:t>
-      </w:r>
-      <w:r>
-        <w:rPr>
-          <w:rFonts w:ascii="Courier New(K)" w:hAnsi="Courier New(K)" w:cs="Courier New"/>
-          <w:b/>
-          <w:bCs/>
-          <w:color w:val="0070C0"/>
-        </w:rPr>
-        <w:t>АКЦИОНЕРНОЕ ОБЩЕСТВО</w:t>
-      </w:r>
-    </w:p>
-    <w:p>
-      <w:pPr>
-        <w:jc w:val="center"/>
-        <w:rPr>
-          <w:rFonts w:ascii="Courier New(K)" w:hAnsi="Courier New(K)" w:cs="Courier New"/>
-          <w:b/>
-          <w:bCs/>
-          <w:color w:val="0070C0"/>
-          <w:sz w:val="26"/>
-        </w:rPr>
-      </w:pPr>
-      <w:r>
-        <w:rPr>
-          <w:rFonts w:ascii="Courier New(K)" w:hAnsi="Courier New(K)" w:cs="Courier New"/>
-          <w:b/>
-          <w:bCs/>
-          <w:color w:val="0070C0"/>
-          <w:lang w:val="kk-KZ"/>
-        </w:rPr>
-        <w:t>АКЦИОНЕРЛІК ҚОҒАМЫ</w:t>
-      </w:r>
-      <w:r>
-        <w:rPr>
-          <w:rFonts w:ascii="Courier New(K)" w:hAnsi="Courier New(K)" w:cs="Courier New"/>
-          <w:b/>
-          <w:bCs/>
-          <w:sz w:val="22"/>
-          <w:lang w:val="kk-KZ"/>
-        </w:rPr>
-        <w:t xml:space="preserve">  </w:t>
-      </w:r>
-      <w:r>
-        <w:rPr>
-          <w:rFonts w:ascii="Courier New(K)" w:hAnsi="Courier New(K)" w:cs="Courier New"/>
-          <w:b/>
-          <w:bCs/>
-          <w:sz w:val="26"/>
-        </w:rPr>
-        <w:t xml:space="preserve">                     </w:t>
-      </w:r>
-      <w:r>
-        <w:rPr>
-          <w:rFonts w:ascii="Courier New(K)" w:hAnsi="Courier New(K)" w:cs="Courier New"/>
-          <w:b/>
-          <w:bCs/>
-          <w:color w:val="0070C0"/>
-          <w:sz w:val="32"/>
-          <w:szCs w:val="32"/>
-        </w:rPr>
-        <w:t>“КАСПИЙ НЕФТЬ”</w:t>
-      </w:r>
-    </w:p>
-    <w:p>
-      <w:pPr>
-        <w:jc w:val="both"/>
-        <w:rPr>
-          <w:rFonts w:ascii="Courier New(K)" w:hAnsi="Courier New(K)" w:cs="Courier New"/>
-          <w:b/>
-          <w:bCs/>
-          <w:sz w:val="32"/>
-          <w:szCs w:val="32"/>
-        </w:rPr>
-      </w:pPr>
-    </w:p>
-    <w:p>
-      <w:pPr>
-        <w:tabs>
-          <w:tab w:val="left" w:pos="6804"/>
-        </w:tabs>
-        <w:jc w:val="both"/>
-        <w:rPr>
-          <w:rFonts w:ascii="Courier New(K)" w:hAnsi="Courier New(K)" w:cs="Courier New"/>
-          <w:b/>
-          <w:bCs/>
-          <w:sz w:val="16"/>
-          <w:szCs w:val="16"/>
-        </w:rPr>
-      </w:pPr>
-      <w:r>
-        <w:rPr>
-          <w:rFonts w:ascii="Courier New(K)" w:hAnsi="Courier New(K)" w:cs="Courier New"/>
-          <w:b/>
-          <w:bCs/>
-          <w:sz w:val="16"/>
-          <w:szCs w:val="16"/>
-          <w:lang w:val="kk-KZ"/>
-        </w:rPr>
-        <w:t xml:space="preserve">  </w:t>
-      </w:r>
-      <w:r>
-        <w:rPr>
-          <w:rFonts w:ascii="Courier New(K)" w:hAnsi="Courier New(K)" w:cs="Courier New"/>
-          <w:b/>
-          <w:bCs/>
-          <w:sz w:val="16"/>
-          <w:szCs w:val="16"/>
-          <w:lang w:val="kk-KZ"/>
-        </w:rPr>
-        <w:t xml:space="preserve">   </w:t>
-      </w:r>
-      <w:r>
-        <w:rPr>
-          <w:rFonts w:ascii="Courier New(K)" w:hAnsi="Courier New(K)" w:cs="Courier New"/>
-          <w:b/>
-          <w:bCs/>
-          <w:sz w:val="16"/>
-          <w:szCs w:val="16"/>
-        </w:rPr>
-        <w:t xml:space="preserve"> </w:t>
-      </w:r>
-      <w:r>
-        <w:rPr>
-          <w:rFonts w:ascii="Courier New(K)" w:hAnsi="Courier New(K)" w:cs="Courier New"/>
-          <w:b/>
-          <w:bCs/>
-          <w:sz w:val="16"/>
-          <w:szCs w:val="16"/>
-        </w:rPr>
-        <w:t>0600</w:t>
-      </w:r>
-      <w:r>
-        <w:rPr>
-          <w:rFonts w:ascii="Courier New(K)" w:hAnsi="Courier New(K)" w:cs="Courier New"/>
-          <w:b/>
-          <w:bCs/>
-          <w:sz w:val="16"/>
-          <w:szCs w:val="16"/>
-          <w:lang w:val="kk-KZ"/>
-        </w:rPr>
-        <w:t>09</w:t>
-      </w:r>
-      <w:r>
-        <w:rPr>
-          <w:rFonts w:ascii="Dark Courier" w:hAnsi="Dark Courier" w:cs="Courier New"/>
-          <w:b/>
-          <w:bCs/>
-          <w:sz w:val="16"/>
-          <w:szCs w:val="16"/>
-        </w:rPr>
-        <w:t xml:space="preserve">, </w:t>
-      </w:r>
-      <w:r>
-        <w:rPr>
-          <w:rFonts w:ascii="Courier New(K)" w:hAnsi="Courier New(K)" w:cs="Courier New"/>
-          <w:b/>
-          <w:bCs/>
-          <w:sz w:val="16"/>
-          <w:szCs w:val="16"/>
-        </w:rPr>
-        <w:t xml:space="preserve">АТЫРАУ </w:t>
-      </w:r>
-      <w:r>
-        <w:rPr>
-          <w:rFonts w:ascii="Courier New(K)" w:hAnsi="Courier New(K)" w:cs="Courier New"/>
-          <w:b/>
-          <w:bCs/>
-          <w:sz w:val="16"/>
-          <w:szCs w:val="16"/>
-          <w:lang w:val="kk-KZ"/>
-        </w:rPr>
-        <w:t>қаласы</w:t>
-      </w:r>
-      <w:r>
-        <w:rPr>
-          <w:rFonts w:ascii="Courier New(K)" w:hAnsi="Courier New(K)" w:cs="Courier New"/>
-          <w:b/>
-          <w:bCs/>
-          <w:sz w:val="16"/>
-          <w:szCs w:val="16"/>
-        </w:rPr>
-        <w:t xml:space="preserve">                                  </w:t>
-      </w:r>
-      <w:r>
-        <w:rPr>
-          <w:rFonts w:ascii="Courier New(K)" w:hAnsi="Courier New(K)" w:cs="Courier New"/>
-          <w:b/>
-          <w:bCs/>
-          <w:sz w:val="16"/>
-          <w:szCs w:val="16"/>
-          <w:lang w:val="kk-KZ"/>
-        </w:rPr>
-        <w:t xml:space="preserve">  </w:t>
-      </w:r>
-      <w:r>
-        <w:rPr>
-          <w:rFonts w:ascii="Courier New(K)" w:hAnsi="Courier New(K)" w:cs="Courier New"/>
-          <w:b/>
-          <w:bCs/>
-          <w:sz w:val="16"/>
-          <w:szCs w:val="16"/>
-        </w:rPr>
-        <w:t xml:space="preserve"> </w:t>
-      </w:r>
-      <w:r>
-        <w:rPr>
-          <w:rFonts w:ascii="Courier New(K)" w:hAnsi="Courier New(K)" w:cs="Courier New"/>
-          <w:b/>
-          <w:bCs/>
-          <w:sz w:val="16"/>
-          <w:szCs w:val="16"/>
-          <w:lang w:val="kk-KZ"/>
-        </w:rPr>
-        <w:t xml:space="preserve">            </w:t>
-      </w:r>
-      <w:r>
-        <w:rPr>
-          <w:rFonts w:ascii="Courier New(K)" w:hAnsi="Courier New(K)" w:cs="Courier New"/>
-          <w:b/>
-          <w:bCs/>
-          <w:sz w:val="16"/>
-          <w:szCs w:val="16"/>
-        </w:rPr>
-        <w:t>0600</w:t>
-      </w:r>
-      <w:r>
-        <w:rPr>
-          <w:rFonts w:ascii="Courier New(K)" w:hAnsi="Courier New(K)" w:cs="Courier New"/>
-          <w:b/>
-          <w:bCs/>
-          <w:sz w:val="16"/>
-          <w:szCs w:val="16"/>
-          <w:lang w:val="kk-KZ"/>
-        </w:rPr>
-        <w:t>09</w:t>
-      </w:r>
-      <w:r>
-        <w:rPr>
-          <w:rFonts w:ascii="Courier New(K)" w:hAnsi="Courier New(K)" w:cs="Courier New"/>
-          <w:b/>
-          <w:bCs/>
-          <w:sz w:val="16"/>
-          <w:szCs w:val="16"/>
-        </w:rPr>
-        <w:t xml:space="preserve">, </w:t>
-      </w:r>
-      <w:proofErr w:type="spellStart"/>
-      <w:r>
-        <w:rPr>
-          <w:rFonts w:ascii="Courier New(K)" w:hAnsi="Courier New(K)" w:cs="Courier New"/>
-          <w:b/>
-          <w:bCs/>
-          <w:sz w:val="16"/>
-          <w:szCs w:val="16"/>
-          <w:lang w:val="kk-KZ"/>
-        </w:rPr>
-        <w:t>город</w:t>
-      </w:r>
-      <w:proofErr w:type="spellEnd"/>
-      <w:r>
-        <w:rPr>
-          <w:rFonts w:ascii="Courier New(K)" w:hAnsi="Courier New(K)" w:cs="Courier New"/>
-          <w:b/>
-          <w:bCs/>
-          <w:sz w:val="16"/>
-          <w:szCs w:val="16"/>
-        </w:rPr>
-        <w:t xml:space="preserve"> АТЫРАУ</w:t>
-      </w:r>
-    </w:p>
-    <w:p>
-      <w:pPr>
-        <w:pStyle w:val="1"/>
-        <w:jc w:val="left"/>
-        <w:rPr>
-          <w:rFonts w:ascii="Courier New(K)" w:hAnsi="Courier New(K)"/>
-          <w:sz w:val="16"/>
-          <w:szCs w:val="16"/>
-        </w:rPr>
-      </w:pPr>
-      <w:r>
-        <w:rPr>
-          <w:rFonts w:ascii="Courier New(K)" w:hAnsi="Courier New(K)"/>
-          <w:sz w:val="16"/>
-          <w:szCs w:val="16"/>
-        </w:rPr>
-        <w:t xml:space="preserve">      </w:t>
-      </w:r>
-      <w:r>
-        <w:rPr>
-          <w:rFonts w:ascii="Courier New(K)" w:hAnsi="Courier New(K)"/>
-          <w:sz w:val="16"/>
-          <w:szCs w:val="16"/>
-          <w:lang w:val="kk-KZ"/>
-        </w:rPr>
-        <w:t>Қаныш Сәтбаев көшесі</w:t>
-      </w:r>
-      <w:r>
-        <w:rPr>
-          <w:rFonts w:ascii="Courier New(K)" w:hAnsi="Courier New(K)"/>
-          <w:sz w:val="16"/>
-          <w:szCs w:val="16"/>
-        </w:rPr>
-        <w:t xml:space="preserve">, </w:t>
-      </w:r>
-      <w:r>
-        <w:rPr>
-          <w:rFonts w:ascii="Courier New(K)" w:hAnsi="Courier New(K)"/>
-          <w:sz w:val="16"/>
-          <w:szCs w:val="16"/>
-          <w:lang w:val="kk-KZ"/>
-        </w:rPr>
-        <w:t xml:space="preserve">15 В  </w:t>
-      </w:r>
-      <w:r>
-        <w:rPr>
-          <w:rFonts w:ascii="Courier New(K)" w:hAnsi="Courier New(K)"/>
-          <w:sz w:val="16"/>
-          <w:szCs w:val="16"/>
-        </w:rPr>
-        <w:t xml:space="preserve">                                     </w:t>
-      </w:r>
-      <w:r>
-        <w:rPr>
-          <w:rFonts w:ascii="Courier New(K)" w:hAnsi="Courier New(K)"/>
-          <w:sz w:val="16"/>
-          <w:szCs w:val="16"/>
-          <w:lang w:val="kk-KZ"/>
-        </w:rPr>
-        <w:t xml:space="preserve">  </w:t>
-      </w:r>
-      <w:r>
-        <w:rPr>
-          <w:rFonts w:ascii="Courier New(K)" w:hAnsi="Courier New(K)"/>
-          <w:sz w:val="16"/>
-          <w:szCs w:val="16"/>
-        </w:rPr>
-        <w:t xml:space="preserve"> </w:t>
-      </w:r>
-      <w:r>
-        <w:rPr>
-          <w:rFonts w:ascii="Courier New(K)" w:hAnsi="Courier New(K)"/>
-          <w:sz w:val="16"/>
-          <w:szCs w:val="16"/>
-        </w:rPr>
-        <w:t xml:space="preserve">  </w:t>
-      </w:r>
-      <w:r>
-        <w:rPr>
-          <w:rFonts w:ascii="Courier New(K)" w:hAnsi="Courier New(K)"/>
-          <w:sz w:val="16"/>
-          <w:szCs w:val="16"/>
-        </w:rPr>
-        <w:t xml:space="preserve">ул. </w:t>
-      </w:r>
-      <w:r>
-        <w:rPr>
-          <w:rFonts w:ascii="Courier New(K)" w:hAnsi="Courier New(K)"/>
-          <w:sz w:val="16"/>
-          <w:szCs w:val="16"/>
-          <w:lang w:val="kk-KZ"/>
-        </w:rPr>
-        <w:t>Қаныш Сәтбаев</w:t>
-      </w:r>
-      <w:r>
-        <w:rPr>
-          <w:rFonts w:ascii="Courier New(K)" w:hAnsi="Courier New(K)"/>
-          <w:sz w:val="16"/>
-          <w:szCs w:val="16"/>
-        </w:rPr>
-        <w:t>,</w:t>
-      </w:r>
-      <w:r>
-        <w:rPr>
-          <w:rFonts w:ascii="Courier New(K)" w:hAnsi="Courier New(K)"/>
-          <w:sz w:val="16"/>
-          <w:szCs w:val="16"/>
-          <w:lang w:val="kk-KZ"/>
-        </w:rPr>
-        <w:t>д.</w:t>
-      </w:r>
-      <w:r>
-        <w:rPr>
-          <w:rFonts w:ascii="Courier New(K)" w:hAnsi="Courier New(K)"/>
-          <w:sz w:val="16"/>
-          <w:szCs w:val="16"/>
-        </w:rPr>
-        <w:t>15</w:t>
-      </w:r>
-    </w:p>
-    <w:p>
-      <w:pPr>
-        <w:tabs>
-          <w:tab w:val="left" w:pos="6804"/>
-        </w:tabs>
-        <w:rPr>
-          <w:rFonts w:ascii="Courier New(K)" w:hAnsi="Courier New(K)" w:cs="Courier New"/>
-          <w:b/>
-          <w:bCs/>
-          <w:sz w:val="16"/>
-          <w:szCs w:val="16"/>
-        </w:rPr>
-      </w:pPr>
-      <w:r>
-        <w:rPr>
-          <w:rFonts w:ascii="Courier New(K)" w:hAnsi="Courier New(K)" w:cs="Courier New"/>
-          <w:b/>
-          <w:bCs/>
-          <w:sz w:val="16"/>
-          <w:szCs w:val="16"/>
-        </w:rPr>
-        <w:t xml:space="preserve">      </w:t>
-      </w:r>
-      <w:proofErr w:type="gramStart"/>
-      <w:r>
-        <w:rPr>
-          <w:rFonts w:ascii="Courier New(K)" w:hAnsi="Courier New(K)" w:cs="Courier New"/>
-          <w:b/>
-          <w:bCs/>
-          <w:sz w:val="16"/>
-          <w:szCs w:val="16"/>
-        </w:rPr>
-        <w:t>Тел:  8</w:t>
-      </w:r>
-      <w:proofErr w:type="gramEnd"/>
-      <w:r>
-        <w:rPr>
-          <w:rFonts w:ascii="Courier New(K)" w:hAnsi="Courier New(K)" w:cs="Courier New"/>
-          <w:b/>
-          <w:bCs/>
-          <w:sz w:val="16"/>
-          <w:szCs w:val="16"/>
-        </w:rPr>
-        <w:t xml:space="preserve">(7122) </w:t>
-      </w:r>
-      <w:r>
-        <w:rPr>
-          <w:rFonts w:ascii="Courier New(K)" w:hAnsi="Courier New(K)" w:cs="Courier New"/>
-          <w:b/>
-          <w:bCs/>
-          <w:sz w:val="16"/>
-          <w:szCs w:val="16"/>
-          <w:lang w:val="kk-KZ"/>
-        </w:rPr>
-        <w:t>31566</w:t>
-      </w:r>
-      <w:r>
-        <w:rPr>
-          <w:rFonts w:ascii="Courier New(K)" w:hAnsi="Courier New(K)" w:cs="Courier New"/>
-          <w:b/>
-          <w:bCs/>
-          <w:sz w:val="16"/>
-          <w:szCs w:val="16"/>
-        </w:rPr>
-        <w:t>3</w:t>
-      </w:r>
-      <w:r>
-        <w:rPr>
-          <w:rFonts w:ascii="Courier New(K)" w:hAnsi="Courier New(K)" w:cs="Courier New"/>
-          <w:b/>
-          <w:bCs/>
-          <w:sz w:val="16"/>
-          <w:szCs w:val="16"/>
-        </w:rPr>
-        <w:t xml:space="preserve">                                                  </w:t>
-      </w:r>
-      <w:proofErr w:type="gramStart"/>
-      <w:r>
-        <w:rPr>
-          <w:rFonts w:ascii="Courier New(K)" w:hAnsi="Courier New(K)" w:cs="Courier New"/>
-          <w:b/>
-          <w:bCs/>
-          <w:sz w:val="16"/>
-          <w:szCs w:val="16"/>
-        </w:rPr>
-        <w:t>Тел:  8</w:t>
-      </w:r>
-      <w:proofErr w:type="gramEnd"/>
-      <w:r>
-        <w:rPr>
-          <w:rFonts w:ascii="Courier New(K)" w:hAnsi="Courier New(K)" w:cs="Courier New"/>
-          <w:b/>
-          <w:bCs/>
-          <w:sz w:val="16"/>
-          <w:szCs w:val="16"/>
-        </w:rPr>
-        <w:t>(7122) 315663</w:t>
-      </w:r>
-    </w:p>
-    <w:p>
-      <w:pPr>
-        <w:ind w:left="-180"/>
-        <w:rPr>
-          <w:rFonts w:ascii="Courier New(K)" w:hAnsi="Courier New(K)" w:cs="Courier New"/>
-          <w:b/>
-          <w:bCs/>
-          <w:sz w:val="16"/>
-          <w:szCs w:val="16"/>
-        </w:rPr>
-      </w:pPr>
-      <w:r>
-        <w:rPr>
-          <w:rFonts w:ascii="Courier New(K)" w:hAnsi="Courier New(K)" w:cs="Courier New"/>
-          <w:b/>
-          <w:bCs/>
-          <w:sz w:val="16"/>
-          <w:szCs w:val="16"/>
-        </w:rPr>
-        <w:t xml:space="preserve">        </w:t>
-      </w:r>
-      <w:proofErr w:type="gramStart"/>
-      <w:r>
-        <w:rPr>
-          <w:rFonts w:ascii="Courier New(K)" w:hAnsi="Courier New(K)" w:cs="Courier New"/>
-          <w:b/>
-          <w:bCs/>
-          <w:sz w:val="16"/>
-          <w:szCs w:val="16"/>
-          <w:lang w:val="en-US"/>
-        </w:rPr>
-        <w:t>e</w:t>
-      </w:r>
-      <w:r>
-        <w:rPr>
-          <w:rFonts w:ascii="Courier New(K)" w:hAnsi="Courier New(K)" w:cs="Courier New"/>
-          <w:b/>
-          <w:bCs/>
-          <w:sz w:val="16"/>
-          <w:szCs w:val="16"/>
-        </w:rPr>
-        <w:t>-</w:t>
-      </w:r>
-      <w:r>
-        <w:rPr>
-          <w:rFonts w:ascii="Courier New(K)" w:hAnsi="Courier New(K)" w:cs="Courier New"/>
-          <w:b/>
-          <w:bCs/>
-          <w:sz w:val="16"/>
-          <w:szCs w:val="16"/>
-          <w:lang w:val="en-US"/>
-        </w:rPr>
-        <w:t>mail</w:t>
-      </w:r>
-      <w:r>
-        <w:rPr>
-          <w:rFonts w:ascii="Courier New(K)" w:hAnsi="Courier New(K)" w:cs="Courier New"/>
-          <w:b/>
-          <w:bCs/>
-          <w:sz w:val="16"/>
-          <w:szCs w:val="16"/>
-        </w:rPr>
-        <w:t>:</w:t>
-      </w:r>
-      <w:r>
-        <w:rPr>
-          <w:rFonts w:ascii="Courier New(K)" w:hAnsi="Courier New(K)" w:cs="Courier New"/>
-          <w:b/>
-          <w:bCs/>
-          <w:sz w:val="16"/>
-          <w:szCs w:val="16"/>
-          <w:lang w:val="en-US"/>
-        </w:rPr>
-        <w:t>info</w:t>
-      </w:r>
-      <w:r>
-        <w:rPr>
-          <w:rFonts w:ascii="Courier New(K)" w:hAnsi="Courier New(K)" w:cs="Courier New"/>
-          <w:b/>
-          <w:bCs/>
-          <w:sz w:val="16"/>
-          <w:szCs w:val="16"/>
-        </w:rPr>
-        <w:t>@</w:t>
-      </w:r>
-      <w:proofErr w:type="spellStart"/>
-      <w:r>
-        <w:rPr>
-          <w:rFonts w:ascii="Courier New(K)" w:hAnsi="Courier New(K)" w:cs="Courier New"/>
-          <w:b/>
-          <w:bCs/>
-          <w:sz w:val="16"/>
-          <w:szCs w:val="16"/>
-          <w:lang w:val="en-US"/>
-        </w:rPr>
-        <w:t>caspineft</w:t>
-      </w:r>
-      <w:proofErr w:type="spellEnd"/>
-      <w:r>
-        <w:rPr>
-          <w:rFonts w:ascii="Courier New(K)" w:hAnsi="Courier New(K)" w:cs="Courier New"/>
-          <w:b/>
-          <w:bCs/>
-          <w:sz w:val="16"/>
-          <w:szCs w:val="16"/>
-        </w:rPr>
-        <w:t>.</w:t>
-      </w:r>
-      <w:proofErr w:type="spellStart"/>
-      <w:r>
-        <w:rPr>
-          <w:rFonts w:ascii="Courier New(K)" w:hAnsi="Courier New(K)" w:cs="Courier New"/>
-          <w:b/>
-          <w:bCs/>
-          <w:sz w:val="16"/>
-          <w:szCs w:val="16"/>
-          <w:lang w:val="en-US"/>
-        </w:rPr>
-        <w:t>kz</w:t>
-      </w:r>
-      <w:proofErr w:type="spellEnd"/>
-      <w:proofErr w:type="gramEnd"/>
-      <w:r>
-        <w:rPr>
-          <w:rFonts w:ascii="Courier New(K)" w:hAnsi="Courier New(K)" w:cs="Courier New"/>
-          <w:b/>
-          <w:bCs/>
-          <w:sz w:val="16"/>
-          <w:szCs w:val="16"/>
-        </w:rPr>
-        <w:t xml:space="preserve">                                </w:t>
-      </w:r>
-      <w:r>
-        <w:rPr>
-          <w:rFonts w:ascii="Courier New(K)" w:hAnsi="Courier New(K)" w:cs="Courier New"/>
-          <w:b/>
-          <w:bCs/>
-          <w:sz w:val="16"/>
-          <w:szCs w:val="16"/>
-        </w:rPr>
-        <w:t xml:space="preserve">            </w:t>
-      </w:r>
-      <w:r>
-        <w:rPr>
-          <w:rFonts w:ascii="Courier New(K)" w:hAnsi="Courier New(K)" w:cs="Courier New"/>
-          <w:b/>
-          <w:bCs/>
-          <w:sz w:val="16"/>
-          <w:szCs w:val="16"/>
-        </w:rPr>
-        <w:t xml:space="preserve">  </w:t>
-      </w:r>
-      <w:proofErr w:type="gramStart"/>
-      <w:r>
-        <w:rPr>
-          <w:rFonts w:ascii="Courier New(K)" w:hAnsi="Courier New(K)" w:cs="Courier New"/>
-          <w:b/>
-          <w:bCs/>
-          <w:sz w:val="16"/>
-          <w:szCs w:val="16"/>
-          <w:lang w:val="en-US"/>
-        </w:rPr>
-        <w:t>e</w:t>
-      </w:r>
-      <w:r>
-        <w:rPr>
-          <w:rFonts w:ascii="Courier New(K)" w:hAnsi="Courier New(K)" w:cs="Courier New"/>
-          <w:b/>
-          <w:bCs/>
-          <w:sz w:val="16"/>
-          <w:szCs w:val="16"/>
-        </w:rPr>
-        <w:t>-</w:t>
-      </w:r>
-      <w:r>
-        <w:rPr>
-          <w:rFonts w:ascii="Courier New(K)" w:hAnsi="Courier New(K)" w:cs="Courier New"/>
-          <w:b/>
-          <w:bCs/>
-          <w:sz w:val="16"/>
-          <w:szCs w:val="16"/>
-          <w:lang w:val="en-US"/>
-        </w:rPr>
-        <w:t>mail</w:t>
-      </w:r>
-      <w:r>
-        <w:rPr>
-          <w:rFonts w:ascii="Courier New(K)" w:hAnsi="Courier New(K)" w:cs="Courier New"/>
-          <w:b/>
-          <w:bCs/>
-          <w:sz w:val="16"/>
-          <w:szCs w:val="16"/>
-        </w:rPr>
-        <w:t>:</w:t>
-      </w:r>
-      <w:r>
-        <w:rPr>
-          <w:rFonts w:ascii="Courier New(K)" w:hAnsi="Courier New(K)" w:cs="Courier New"/>
-          <w:b/>
-          <w:bCs/>
-          <w:sz w:val="16"/>
-          <w:szCs w:val="16"/>
-          <w:lang w:val="en-US"/>
-        </w:rPr>
-        <w:t>info</w:t>
-      </w:r>
-      <w:r>
-        <w:rPr>
-          <w:rFonts w:ascii="Courier New(K)" w:hAnsi="Courier New(K)" w:cs="Courier New"/>
-          <w:b/>
-          <w:bCs/>
-          <w:sz w:val="16"/>
-          <w:szCs w:val="16"/>
-        </w:rPr>
-        <w:t>@</w:t>
-      </w:r>
-      <w:proofErr w:type="spellStart"/>
-      <w:r>
-        <w:rPr>
-          <w:rFonts w:ascii="Courier New(K)" w:hAnsi="Courier New(K)" w:cs="Courier New"/>
-          <w:b/>
-          <w:bCs/>
-          <w:sz w:val="16"/>
-          <w:szCs w:val="16"/>
-          <w:lang w:val="en-US"/>
-        </w:rPr>
-        <w:t>caspineft</w:t>
-      </w:r>
-      <w:proofErr w:type="spellEnd"/>
-      <w:r>
-        <w:rPr>
-          <w:rFonts w:ascii="Courier New(K)" w:hAnsi="Courier New(K)" w:cs="Courier New"/>
-          <w:b/>
-          <w:bCs/>
-          <w:sz w:val="16"/>
-          <w:szCs w:val="16"/>
-        </w:rPr>
-        <w:t>.</w:t>
-      </w:r>
-      <w:proofErr w:type="spellStart"/>
-      <w:r>
-        <w:rPr>
-          <w:rFonts w:ascii="Courier New(K)" w:hAnsi="Courier New(K)" w:cs="Courier New"/>
-          <w:b/>
-          <w:bCs/>
-          <w:sz w:val="16"/>
-          <w:szCs w:val="16"/>
-          <w:lang w:val="en-US"/>
-        </w:rPr>
-        <w:t>kz</w:t>
-      </w:r>
-      <w:proofErr w:type="spellEnd"/>
-      <w:proofErr w:type="gramEnd"/>
-    </w:p>
+        <w:tblBorders>
+          <w:top w:val="nil"/>
+          <w:left w:val="nil"/>
+          <w:bottom w:val="nil"/>
+          <w:right w:val="nil"/>
+          <w:insideH w:val="nil"/>
+          <w:insideV w:val="nil"/>
+        </w:tblBorders>
+        <w:tblLayout w:type="fixed"/>
+        <w:tblCellMar>
+          <w:top w:w="0" w:type="dxa"/>
+          <w:left w:w="0" w:type="dxa"/>
+          <w:bottom w:w="0" w:type="dxa"/>
+          <w:right w:w="0" w:type="dxa"/>
+        </w:tblCellMar>
+        <w:tblLook w:val="0000" w:firstRow="0" w:lastRow="0" w:firstColumn="0" w:lastColumn="0" w:noHBand="0" w:noVBand="0"/>
+      </w:tblPr>
+      <w:tblGrid>
+        <w:gridCol w:w="4110"/>
+        <w:gridCol w:w="1700"/>
+        <w:gridCol w:w="4111"/>
+      </w:tblGrid>
+      <w:tr>
+        <w:trPr>
+          <w:cantSplit/>
+        </w:trPr>
+        <w:tc>
+          <w:tcPr>
+            <w:tcW w:w="4110" w:type="dxa"/>
+            <w:vAlign w:val="top"/>
+          </w:tcPr>
+          <w:p>
+            <w:pPr>
+              <w:keepNext/>
+              <w:spacing w:before="0" w:after="0" w:line="240" w:lineRule="auto"/>
+              <w:ind w:left="0" w:right="0" w:firstLine="0"/>
+              <w:jc w:val="center"/>
+              <w:rPr>
+                <w:rFonts w:ascii="Times New Roman" w:hAnsi="Times New Roman" w:cs="Times New Roman" w:eastAsia="Times New Roman"/>
+                <w:b/>
+                <w:bCs/>
+                <w:sz w:val="24"/>
+                <w:szCs w:val="24"/>
+                <w:lang w:val="kk-KZ"/>
+              </w:rPr>
+            </w:pPr>
+            <w:r>
+              <w:rPr>
+                <w:rFonts w:ascii="Times New Roman" w:hAnsi="Times New Roman" w:cs="Times New Roman" w:eastAsia="Times New Roman"/>
+                <w:b/>
+                <w:bCs/>
+                <w:sz w:val="24"/>
+                <w:szCs w:val="24"/>
+                <w:lang w:val="kk-KZ"/>
+              </w:rPr>
+              <w:t xml:space="preserve">ҚАЗАҚСТАН РЕСПУБЛИКАСЫ</w:t>
+            </w:r>
+          </w:p>
+          <w:p>
+            <w:pPr>
+              <w:keepNext/>
+              <w:spacing w:before="0" w:after="0" w:line="240" w:lineRule="auto"/>
+              <w:ind w:left="0" w:right="0" w:firstLine="0"/>
+              <w:jc w:val="center"/>
+              <w:rPr>
+                <w:rFonts w:ascii="Times New Roman" w:hAnsi="Times New Roman" w:cs="Times New Roman" w:eastAsia="Times New Roman"/>
+                <w:b/>
+                <w:bCs/>
+                <w:color w:val="0070C0"/>
+                <w:sz w:val="30"/>
+                <w:szCs w:val="30"/>
+                <w:lang w:val="ru-RU"/>
+              </w:rPr>
+            </w:pPr>
+            <w:r>
+              <w:rPr>
+                <w:rFonts w:ascii="Times New Roman" w:hAnsi="Times New Roman" w:cs="Times New Roman" w:eastAsia="Times New Roman"/>
+                <w:b/>
+                <w:bCs/>
+                <w:color w:val="0070C0"/>
+                <w:sz w:val="30"/>
+                <w:szCs w:val="30"/>
+                <w:lang w:val="ru-RU"/>
+              </w:rPr>
+              <w:t xml:space="preserve">“КАСПИЙ НЕФТЬ”</w:t>
+            </w:r>
+          </w:p>
+          <w:p>
+            <w:pPr>
+              <w:keepNext/>
+              <w:spacing w:before="0" w:after="0" w:line="240" w:lineRule="auto"/>
+              <w:ind w:left="0" w:right="0" w:firstLine="0"/>
+              <w:jc w:val="center"/>
+              <w:rPr>
+                <w:rFonts w:ascii="Times New Roman" w:hAnsi="Times New Roman" w:cs="Times New Roman" w:eastAsia="Times New Roman"/>
+                <w:b/>
+                <w:bCs/>
+                <w:color w:val="0070C0"/>
+                <w:sz w:val="24"/>
+                <w:szCs w:val="24"/>
+                <w:lang w:val="kk-KZ"/>
+              </w:rPr>
+            </w:pPr>
+            <w:r>
+              <w:rPr>
+                <w:rFonts w:ascii="Times New Roman" w:hAnsi="Times New Roman" w:cs="Times New Roman" w:eastAsia="Times New Roman"/>
+                <w:b/>
+                <w:bCs/>
+                <w:color w:val="0070C0"/>
+                <w:sz w:val="24"/>
+                <w:szCs w:val="24"/>
+                <w:lang w:val="kk-KZ"/>
+              </w:rPr>
+              <w:t xml:space="preserve">АКЦИОНЕРЛІК ҚОҒАМЫ</w:t>
+            </w:r>
+          </w:p>
+          <w:p>
+            <w:pPr>
+              <w:keepNext/>
+              <w:spacing w:before="0" w:after="0" w:line="240" w:lineRule="auto"/>
+              <w:ind w:left="0" w:right="0" w:firstLine="0"/>
+              <w:jc w:val="center"/>
+              <w:rPr>
+                <w:rFonts w:ascii="Times New Roman" w:hAnsi="Times New Roman" w:cs="Times New Roman" w:eastAsia="Times New Roman"/>
+                <w:b/>
+                <w:bCs/>
+                <w:sz w:val="20"/>
+                <w:szCs w:val="20"/>
+                <w:lang w:val="ru-RU"/>
+              </w:rPr>
+            </w:pPr>
+          </w:p>
+          <w:p>
+            <w:pPr>
+              <w:keepNext/>
+              <w:spacing w:before="0" w:after="0" w:line="240" w:lineRule="auto"/>
+              <w:ind w:left="877" w:right="0" w:firstLine="0"/>
+              <w:jc w:val="left"/>
+              <w:rPr>
+                <w:rFonts w:ascii="Times New Roman" w:hAnsi="Times New Roman" w:cs="Times New Roman" w:eastAsia="Times New Roman"/>
+                <w:b/>
+                <w:bCs/>
+                <w:sz w:val="18"/>
+                <w:szCs w:val="18"/>
+                <w:lang w:val="kk-KZ"/>
+              </w:rPr>
+            </w:pPr>
+            <w:r>
+              <w:rPr>
+                <w:rFonts w:ascii="Times New Roman" w:hAnsi="Times New Roman" w:cs="Times New Roman" w:eastAsia="Times New Roman"/>
+                <w:b/>
+                <w:bCs/>
+                <w:sz w:val="18"/>
+                <w:szCs w:val="18"/>
+                <w:lang w:val="kk-KZ"/>
+              </w:rPr>
+              <w:t xml:space="preserve">060009, АТЫРАУ қаласы</w:t>
+            </w:r>
+          </w:p>
+          <w:p>
+            <w:pPr>
+              <w:keepNext/>
+              <w:spacing w:before="0" w:after="0" w:line="240" w:lineRule="auto"/>
+              <w:ind w:left="877" w:right="0" w:firstLine="0"/>
+              <w:jc w:val="left"/>
+              <w:rPr>
+                <w:rFonts w:ascii="Times New Roman" w:hAnsi="Times New Roman" w:cs="Times New Roman" w:eastAsia="Times New Roman"/>
+                <w:b/>
+                <w:bCs/>
+                <w:sz w:val="18"/>
+                <w:szCs w:val="18"/>
+                <w:lang w:val="kk-KZ"/>
+              </w:rPr>
+            </w:pPr>
+            <w:r>
+              <w:rPr>
+                <w:rFonts w:ascii="Times New Roman" w:hAnsi="Times New Roman" w:cs="Times New Roman" w:eastAsia="Times New Roman"/>
+                <w:b/>
+                <w:bCs/>
+                <w:sz w:val="18"/>
+                <w:szCs w:val="18"/>
+                <w:lang w:val="kk-KZ"/>
+              </w:rPr>
+              <w:t xml:space="preserve">Қаныш Сәтбаев көшесі, 15 В</w:t>
+            </w:r>
+          </w:p>
+          <w:p>
+            <w:pPr>
+              <w:keepNext/>
+              <w:spacing w:before="0" w:after="0" w:line="240" w:lineRule="auto"/>
+              <w:ind w:left="877" w:right="0" w:firstLine="0"/>
+              <w:jc w:val="left"/>
+              <w:rPr>
+                <w:rFonts w:ascii="Times New Roman" w:hAnsi="Times New Roman" w:cs="Times New Roman" w:eastAsia="Times New Roman"/>
+                <w:b/>
+                <w:bCs/>
+                <w:sz w:val="18"/>
+                <w:szCs w:val="18"/>
+                <w:lang w:val="kk-KZ"/>
+              </w:rPr>
+            </w:pPr>
+            <w:r>
+              <w:rPr>
+                <w:rFonts w:ascii="Times New Roman" w:hAnsi="Times New Roman" w:cs="Times New Roman" w:eastAsia="Times New Roman"/>
+                <w:b/>
+                <w:bCs/>
+                <w:sz w:val="18"/>
+                <w:szCs w:val="18"/>
+                <w:lang w:val="kk-KZ"/>
+              </w:rPr>
+              <w:t xml:space="preserve">Тел:  8(7122) 315663</w:t>
+            </w:r>
+          </w:p>
+          <w:p>
+            <w:pPr>
+              <w:keepNext/>
+              <w:spacing w:before="0" w:after="0" w:line="240" w:lineRule="auto"/>
+              <w:ind w:left="877" w:right="0" w:firstLine="0"/>
+              <w:jc w:val="left"/>
+              <w:rPr>
+                <w:rFonts w:ascii="Times New Roman" w:hAnsi="Times New Roman" w:cs="Times New Roman" w:eastAsia="Times New Roman"/>
+                <w:b/>
+                <w:bCs/>
+                <w:sz w:val="18"/>
+                <w:szCs w:val="18"/>
+                <w:lang w:val="en-US"/>
+              </w:rPr>
+            </w:pPr>
+            <w:r>
+              <w:rPr>
+                <w:rFonts w:ascii="Times New Roman" w:hAnsi="Times New Roman" w:cs="Times New Roman" w:eastAsia="Times New Roman"/>
+                <w:b/>
+                <w:bCs/>
+                <w:sz w:val="18"/>
+                <w:szCs w:val="18"/>
+                <w:lang w:val="en-US"/>
+              </w:rPr>
+              <w:t xml:space="preserve">e-mail:info@caspineft.kz</w:t>
+            </w:r>
+          </w:p>
+        </w:tc>
+        <w:tc>
+          <w:tcPr>
+            <w:tcW w:w="1700" w:type="dxa"/>
+            <w:vAlign w:val="top"/>
+          </w:tcPr>
+          <w:p>
+            <w:pPr>
+              <w:keepNext/>
+              <w:spacing w:before="0" w:after="0" w:line="240" w:lineRule="auto"/>
+              <w:ind w:left="0" w:right="0" w:firstLine="0"/>
+              <w:jc w:val="center"/>
+            </w:pPr>
+            <w:r>
+              <w:rPr>
+                <w:noProof/>
+              </w:rPr>
+              <w:drawing>
+                <wp:inline distT="0" distB="0" distL="0" distR="0">
+                  <wp:extent cx="1009650" cy="1092835"/>
+                  <wp:effectExtent l="0" t="0" r="0" b="0"/>
+                  <wp:docPr id="9001" name="Логотип"/>
+                  <wp:cNvGraphicFramePr>
+                    <a:graphicFrameLocks xmlns:a="http://schemas.openxmlformats.org/drawingml/2006/main" noChangeAspect="1"/>
+                  </wp:cNvGraphicFramePr>
+                  <a:graphic xmlns:a="http://schemas.openxmlformats.org/drawingml/2006/main">
+                    <a:graphicData uri="http://schemas.openxmlformats.org/drawingml/2006/picture">
+                      <pic:pic xmlns:pic="http://schemas.openxmlformats.org/drawingml/2006/picture">
+                        <pic:nvPicPr>
+                          <pic:cNvPr id="0" name="logo.png"/>
+                          <pic:cNvPicPr>
+                            <a:picLocks noChangeAspect="1"/>
+                          </pic:cNvPicPr>
+                        </pic:nvPicPr>
+                        <pic:blipFill>
+                          <a:blip r:embed="rIdLogo"/>
+                          <a:stretch>
+                            <a:fillRect/>
+                          </a:stretch>
+                        </pic:blipFill>
+                        <pic:spPr>
+                          <a:xfrm>
+                            <a:off x="0" y="0"/>
+                            <a:ext cx="1009650" cy="1092835"/>
+                          </a:xfrm>
+                          <a:prstGeom prst="rect">
+                            <a:avLst/>
+                          </a:prstGeom>
+                        </pic:spPr>
+                      </pic:pic>
+                    </a:graphicData>
+                  </a:graphic>
+                </wp:inline>
+              </w:drawing>
+            </w:r>
+          </w:p>
+        </w:tc>
+        <w:tc>
+          <w:tcPr>
+            <w:tcW w:w="4111" w:type="dxa"/>
+            <w:vAlign w:val="top"/>
+          </w:tcPr>
+          <w:p>
+            <w:pPr>
+              <w:keepNext/>
+              <w:spacing w:before="0" w:after="0" w:line="240" w:lineRule="auto"/>
+              <w:ind w:left="0" w:right="0" w:firstLine="0"/>
+              <w:jc w:val="center"/>
+              <w:rPr>
+                <w:rFonts w:ascii="Times New Roman" w:hAnsi="Times New Roman" w:cs="Times New Roman" w:eastAsia="Times New Roman"/>
+                <w:b/>
+                <w:bCs/>
+                <w:sz w:val="24"/>
+                <w:szCs w:val="24"/>
+                <w:lang w:val="ru-RU"/>
+              </w:rPr>
+            </w:pPr>
+            <w:r>
+              <w:rPr>
+                <w:rFonts w:ascii="Times New Roman" w:hAnsi="Times New Roman" w:cs="Times New Roman" w:eastAsia="Times New Roman"/>
+                <w:b/>
+                <w:bCs/>
+                <w:sz w:val="24"/>
+                <w:szCs w:val="24"/>
+                <w:lang w:val="ru-RU"/>
+              </w:rPr>
+              <w:t xml:space="preserve">РЕСПУБЛИКА КАЗАХСТАН</w:t>
+            </w:r>
+          </w:p>
+          <w:p>
+            <w:pPr>
+              <w:keepNext/>
+              <w:spacing w:before="0" w:after="0" w:line="240" w:lineRule="auto"/>
+              <w:ind w:left="0" w:right="0" w:firstLine="0"/>
+              <w:jc w:val="center"/>
+              <w:rPr>
+                <w:rFonts w:ascii="Times New Roman" w:hAnsi="Times New Roman" w:cs="Times New Roman" w:eastAsia="Times New Roman"/>
+                <w:b/>
+                <w:bCs/>
+                <w:color w:val="0070C0"/>
+                <w:sz w:val="24"/>
+                <w:szCs w:val="24"/>
+                <w:lang w:val="ru-RU"/>
+              </w:rPr>
+            </w:pPr>
+            <w:r>
+              <w:rPr>
+                <w:rFonts w:ascii="Times New Roman" w:hAnsi="Times New Roman" w:cs="Times New Roman" w:eastAsia="Times New Roman"/>
+                <w:b/>
+                <w:bCs/>
+                <w:color w:val="0070C0"/>
+                <w:sz w:val="24"/>
+                <w:szCs w:val="24"/>
+                <w:lang w:val="ru-RU"/>
+              </w:rPr>
+              <w:t xml:space="preserve">АКЦИОНЕРНОЕ ОБЩЕСТВО</w:t>
+            </w:r>
+          </w:p>
+          <w:p>
+            <w:pPr>
+              <w:keepNext/>
+              <w:spacing w:before="0" w:after="0" w:line="240" w:lineRule="auto"/>
+              <w:ind w:left="0" w:right="0" w:firstLine="0"/>
+              <w:jc w:val="center"/>
+              <w:rPr>
+                <w:rFonts w:ascii="Times New Roman" w:hAnsi="Times New Roman" w:cs="Times New Roman" w:eastAsia="Times New Roman"/>
+                <w:b/>
+                <w:bCs/>
+                <w:color w:val="0070C0"/>
+                <w:sz w:val="30"/>
+                <w:szCs w:val="30"/>
+                <w:lang w:val="ru-RU"/>
+              </w:rPr>
+            </w:pPr>
+            <w:r>
+              <w:rPr>
+                <w:rFonts w:ascii="Times New Roman" w:hAnsi="Times New Roman" w:cs="Times New Roman" w:eastAsia="Times New Roman"/>
+                <w:b/>
+                <w:bCs/>
+                <w:color w:val="0070C0"/>
+                <w:sz w:val="30"/>
+                <w:szCs w:val="30"/>
+                <w:lang w:val="ru-RU"/>
+              </w:rPr>
+              <w:t xml:space="preserve">“КАСПИЙ НЕФТЬ”</w:t>
+            </w:r>
+          </w:p>
+          <w:p>
+            <w:pPr>
+              <w:keepNext/>
+              <w:spacing w:before="0" w:after="0" w:line="240" w:lineRule="auto"/>
+              <w:ind w:left="0" w:right="0" w:firstLine="0"/>
+              <w:jc w:val="center"/>
+              <w:rPr>
+                <w:rFonts w:ascii="Times New Roman" w:hAnsi="Times New Roman" w:cs="Times New Roman" w:eastAsia="Times New Roman"/>
+                <w:b/>
+                <w:bCs/>
+                <w:sz w:val="20"/>
+                <w:szCs w:val="20"/>
+                <w:lang w:val="ru-RU"/>
+              </w:rPr>
+            </w:pPr>
+          </w:p>
+          <w:p>
+            <w:pPr>
+              <w:keepNext/>
+              <w:spacing w:before="0" w:after="0" w:line="240" w:lineRule="auto"/>
+              <w:ind w:left="951" w:right="0" w:firstLine="0"/>
+              <w:jc w:val="left"/>
+              <w:rPr>
+                <w:rFonts w:ascii="Times New Roman" w:hAnsi="Times New Roman" w:cs="Times New Roman" w:eastAsia="Times New Roman"/>
+                <w:b/>
+                <w:bCs/>
+                <w:sz w:val="18"/>
+                <w:szCs w:val="18"/>
+                <w:lang w:val="ru-RU"/>
+              </w:rPr>
+            </w:pPr>
+            <w:r>
+              <w:rPr>
+                <w:rFonts w:ascii="Times New Roman" w:hAnsi="Times New Roman" w:cs="Times New Roman" w:eastAsia="Times New Roman"/>
+                <w:b/>
+                <w:bCs/>
+                <w:sz w:val="18"/>
+                <w:szCs w:val="18"/>
+                <w:lang w:val="ru-RU"/>
+              </w:rPr>
+              <w:t xml:space="preserve">060009, город АТЫРАУ</w:t>
+            </w:r>
+          </w:p>
+          <w:p>
+            <w:pPr>
+              <w:keepNext/>
+              <w:spacing w:before="0" w:after="0" w:line="240" w:lineRule="auto"/>
+              <w:ind w:left="951" w:right="0" w:firstLine="0"/>
+              <w:jc w:val="left"/>
+              <w:rPr>
+                <w:rFonts w:ascii="Times New Roman" w:hAnsi="Times New Roman" w:cs="Times New Roman" w:eastAsia="Times New Roman"/>
+                <w:b/>
+                <w:bCs/>
+                <w:sz w:val="18"/>
+                <w:szCs w:val="18"/>
+                <w:lang w:val="ru-RU"/>
+              </w:rPr>
+            </w:pPr>
+            <w:r>
+              <w:rPr>
+                <w:rFonts w:ascii="Times New Roman" w:hAnsi="Times New Roman" w:cs="Times New Roman" w:eastAsia="Times New Roman"/>
+                <w:b/>
+                <w:bCs/>
+                <w:sz w:val="18"/>
+                <w:szCs w:val="18"/>
+                <w:lang w:val="ru-RU"/>
+              </w:rPr>
+              <w:t xml:space="preserve">ул. Қаныша Сәтбаева, 15 В</w:t>
+            </w:r>
+          </w:p>
+          <w:p>
+            <w:pPr>
+              <w:keepNext/>
+              <w:spacing w:before="0" w:after="0" w:line="240" w:lineRule="auto"/>
+              <w:ind w:left="951" w:right="0" w:firstLine="0"/>
+              <w:jc w:val="left"/>
+              <w:rPr>
+                <w:rFonts w:ascii="Times New Roman" w:hAnsi="Times New Roman" w:cs="Times New Roman" w:eastAsia="Times New Roman"/>
+                <w:b/>
+                <w:bCs/>
+                <w:sz w:val="18"/>
+                <w:szCs w:val="18"/>
+                <w:lang w:val="ru-RU"/>
+              </w:rPr>
+            </w:pPr>
+            <w:r>
+              <w:rPr>
+                <w:rFonts w:ascii="Times New Roman" w:hAnsi="Times New Roman" w:cs="Times New Roman" w:eastAsia="Times New Roman"/>
+                <w:b/>
+                <w:bCs/>
+                <w:sz w:val="18"/>
+                <w:szCs w:val="18"/>
+                <w:lang w:val="ru-RU"/>
+              </w:rPr>
+              <w:t xml:space="preserve">Тел:  8(7122) 315663</w:t>
+            </w:r>
+          </w:p>
+          <w:p>
+            <w:pPr>
+              <w:keepNext/>
+              <w:spacing w:before="0" w:after="0" w:line="240" w:lineRule="auto"/>
+              <w:ind w:left="951" w:right="0" w:firstLine="0"/>
+              <w:jc w:val="left"/>
+              <w:rPr>
+                <w:rFonts w:ascii="Times New Roman" w:hAnsi="Times New Roman" w:cs="Times New Roman" w:eastAsia="Times New Roman"/>
+                <w:b/>
+                <w:bCs/>
+                <w:sz w:val="18"/>
+                <w:szCs w:val="18"/>
+                <w:lang w:val="en-US"/>
+              </w:rPr>
+            </w:pPr>
+            <w:r>
+              <w:rPr>
+                <w:rFonts w:ascii="Times New Roman" w:hAnsi="Times New Roman" w:cs="Times New Roman" w:eastAsia="Times New Roman"/>
+                <w:b/>
+                <w:bCs/>
+                <w:sz w:val="18"/>
+                <w:szCs w:val="18"/>
+                <w:lang w:val="en-US"/>
+              </w:rPr>
+              <w:t xml:space="preserve">e-mail:info@caspineft.kz</w:t>
+            </w:r>
+          </w:p>
+        </w:tc>
+      </w:tr>
+    </w:tbl>
     <w:p>
       <w:pPr>
         <w:pStyle w:val="a5"/>
@@ -932,8 +533,14 @@
     <w:p>
       <w:pPr>
         <w:jc w:val="both"/>
+        <w:rPr>
+          <w:lang/>
+        </w:rPr>
       </w:pPr>
       <w:r>
+        <w:rPr>
+          <w:lang/>
+        </w:rPr>
         <w:t> </w:t>
       </w:r>
     </w:p>
@@ -1015,12 +622,12 @@
         <w:tblW w:w="0" w:type="auto"/>
         <w:tblInd w:w="6091" w:type="dxa"/>
         <w:tblBorders>
-          <w:top w:val="none" w:sz="0" w:space="0" w:color="auto"/>
-          <w:left w:val="none" w:sz="0" w:space="0" w:color="auto"/>
-          <w:bottom w:val="none" w:sz="0" w:space="0" w:color="auto"/>
-          <w:right w:val="none" w:sz="0" w:space="0" w:color="auto"/>
-          <w:insideH w:val="none" w:sz="0" w:space="0" w:color="auto"/>
-          <w:insideV w:val="none" w:sz="0" w:space="0" w:color="auto"/>
+          <w:top w:val="nil" w:sz="4" w:space="0" w:color="auto"/>
+          <w:left w:val="nil" w:sz="4" w:space="0" w:color="auto"/>
+          <w:bottom w:val="nil" w:sz="4" w:space="0" w:color="auto"/>
+          <w:right w:val="nil" w:sz="4" w:space="0" w:color="auto"/>
+          <w:insideH w:val="nil" w:sz="4" w:space="0" w:color="auto"/>
+          <w:insideV w:val="nil" w:sz="4" w:space="0" w:color="auto"/>
         </w:tblBorders>
         <w:tblLook w:val="04A0" w:firstRow="1" w:lastRow="0" w:firstColumn="1" w:lastColumn="0" w:noHBand="0" w:noVBand="1"/>
       </w:tblPr>
@@ -1034,7 +641,6 @@
           </w:tcPr>
           <w:p>
             <w:pPr>
-              <w:jc w:val="right"/>
               <w:rPr>
                 <w:lang w:val="en-GB"/>
               </w:rPr>
@@ -1055,7 +661,6 @@
           </w:tcPr>
           <w:p>
             <w:pPr>
-              <w:jc w:val="right"/>
               <w:rPr>
                 <w:lang w:val="en-GB"/>
               </w:rPr>
@@ -1083,12 +688,12 @@
         <w:tblStyle w:val="af4"/>
         <w:tblW w:w="0" w:type="auto"/>
         <w:tblBorders>
-          <w:top w:val="none" w:sz="0" w:space="0" w:color="auto"/>
-          <w:left w:val="none" w:sz="0" w:space="0" w:color="auto"/>
-          <w:bottom w:val="none" w:sz="0" w:space="0" w:color="auto"/>
-          <w:right w:val="none" w:sz="0" w:space="0" w:color="auto"/>
-          <w:insideH w:val="none" w:sz="0" w:space="0" w:color="auto"/>
-          <w:insideV w:val="none" w:sz="0" w:space="0" w:color="auto"/>
+          <w:top w:val="nil" w:sz="4" w:space="0" w:color="auto"/>
+          <w:left w:val="nil" w:sz="4" w:space="0" w:color="auto"/>
+          <w:bottom w:val="nil" w:sz="4" w:space="0" w:color="auto"/>
+          <w:right w:val="nil" w:sz="4" w:space="0" w:color="auto"/>
+          <w:insideH w:val="nil" w:sz="4" w:space="0" w:color="auto"/>
+          <w:insideV w:val="nil" w:sz="4" w:space="0" w:color="auto"/>
         </w:tblBorders>
         <w:tblLook w:val="04A0" w:firstRow="1" w:lastRow="0" w:firstColumn="1" w:lastColumn="0" w:noHBand="0" w:noVBand="1"/>
       </w:tblPr>
@@ -1102,6 +707,7 @@
           </w:tcPr>
           <w:p>
             <w:pPr>
+              <w:jc w:val="center"/>
               <w:rPr>
                 <w:bCs/>
                 <w:lang w:val="kk-KZ"/>
@@ -1143,7 +749,7 @@
           </w:tcPr>
           <w:p>
             <w:pPr>
-              <w:jc w:val="both"/>
+              <w:jc w:val="center"/>
               <w:rPr>
                 <w:lang w:val="kk-KZ"/>
               </w:rPr>
@@ -1156,10 +762,16 @@
               <w:t xml:space="preserve">{{ </w:t>
             </w:r>
             <w:r>
+              <w:rPr>
+                <w:lang/>
+              </w:rPr>
               <w:t>summary</w:t>
             </w:r>
             <w:proofErr w:type="gramEnd"/>
             <w:r>
+              <w:rPr>
+                <w:lang/>
+              </w:rPr>
               <w:t>_kaz</w:t>
             </w:r>
             <w:r>
@@ -1271,6 +883,24 @@
         </w:rPr>
         <w:t xml:space="preserve"> }}</w:t>
       </w:r>
+      <w:proofErr w:type="spellStart"/>
+      <w:proofErr w:type="spellEnd"/>
+      <w:proofErr w:type="gramStart"/>
+      <w:proofErr w:type="spellStart"/>
+      <w:proofErr w:type="spellEnd"/>
+      <w:proofErr w:type="gramEnd"/>
+      <w:proofErr w:type="gramStart"/>
+      <w:proofErr w:type="gramEnd"/>
+      <w:proofErr w:type="spellStart"/>
+      <w:proofErr w:type="spellEnd"/>
+      <w:proofErr w:type="gramStart"/>
+      <w:proofErr w:type="gramEnd"/>
+      <w:proofErr w:type="gramStart"/>
+      <w:proofErr w:type="spellStart"/>
+      <w:proofErr w:type="gramEnd"/>
+      <w:proofErr w:type="gramStart"/>
+      <w:proofErr w:type="spellEnd"/>
+      <w:proofErr w:type="gramEnd"/>
     </w:p>
     <w:p>
       <w:pPr>
@@ -1320,16 +950,12 @@
           <w:p>
             <w:pPr>
               <w:rPr>
-                <w:sz w:val="20"/>
-                <w:szCs w:val="20"/>
                 <w:lang w:val="kk-KZ"/>
               </w:rPr>
             </w:pPr>
             <w:proofErr w:type="spellStart"/>
             <w:r>
               <w:rPr>
-                <w:sz w:val="20"/>
-                <w:szCs w:val="20"/>
                 <w:lang w:val="kk-KZ" w:eastAsia="ru-RU"/>
               </w:rPr>
               <w:t>исполнитель</w:t>
@@ -1337,8 +963,6 @@
             <w:proofErr w:type="spellEnd"/>
             <w:r>
               <w:rPr>
-                <w:sz w:val="20"/>
-                <w:szCs w:val="20"/>
                 <w:lang w:val="kk-KZ" w:eastAsia="ru-RU"/>
               </w:rPr>
               <w:t>:</w:t>
@@ -1351,16 +975,13 @@
           </w:tcPr>
           <w:p>
             <w:pPr>
-              <w:rPr>
-                <w:sz w:val="20"/>
-                <w:szCs w:val="20"/>
+              <w:jc w:val="both"/>
+              <w:rPr>
                 <w:lang w:val="kk-KZ"/>
               </w:rPr>
             </w:pPr>
             <w:r>
               <w:rPr>
-                <w:sz w:val="20"/>
-                <w:szCs w:val="20"/>
                 <w:lang w:val="en-GB"/>
               </w:rPr>
               <w:t>{{</w:t>
@@ -1368,8 +989,6 @@
             <w:proofErr w:type="spellStart"/>
             <w:r>
               <w:rPr>
-                <w:sz w:val="20"/>
-                <w:szCs w:val="20"/>
                 <w:lang w:val="en-GB"/>
               </w:rPr>
               <w:t>create_uid</w:t>
@@ -1377,8 +996,6 @@
             <w:proofErr w:type="spellEnd"/>
             <w:r>
               <w:rPr>
-                <w:sz w:val="20"/>
-                <w:szCs w:val="20"/>
                 <w:lang w:val="en-GB"/>
               </w:rPr>
               <w:t>}}</w:t>
@@ -1395,15 +1012,11 @@
             <w:pPr>
               <w:jc w:val="both"/>
               <w:rPr>
-                <w:sz w:val="20"/>
-                <w:szCs w:val="20"/>
                 <w:lang w:val="kk-KZ"/>
               </w:rPr>
             </w:pPr>
             <w:r>
               <w:rPr>
-                <w:sz w:val="20"/>
-                <w:szCs w:val="20"/>
                 <w:lang w:val="kk-KZ"/>
               </w:rPr>
               <w:t>контакты:</w:t>
@@ -1416,61 +1029,46 @@
           </w:tcPr>
           <w:p>
             <w:pPr>
-              <w:rPr>
-                <w:sz w:val="20"/>
-                <w:szCs w:val="20"/>
+              <w:jc w:val="both"/>
+              <w:rPr>
                 <w:lang w:val="kk-KZ"/>
               </w:rPr>
             </w:pPr>
             <w:r>
               <w:rPr>
-                <w:sz w:val="20"/>
-                <w:szCs w:val="20"/>
                 <w:lang w:val="en-GB"/>
               </w:rPr>
               <w:t>{{</w:t>
             </w:r>
             <w:r>
               <w:rPr>
-                <w:sz w:val="20"/>
-                <w:szCs w:val="20"/>
+                <w:lang/>
               </w:rPr>
               <w:t>contact_phone</w:t>
             </w:r>
             <w:r>
               <w:rPr>
-                <w:sz w:val="20"/>
-                <w:szCs w:val="20"/>
                 <w:lang w:val="en-GB"/>
               </w:rPr>
               <w:t>}}</w:t>
             </w:r>
             <w:r>
-              <w:rPr>
-                <w:sz w:val="20"/>
-                <w:szCs w:val="20"/>
-              </w:rPr>
               <w:t xml:space="preserve"> </w:t>
             </w:r>
             <w:r>
               <w:rPr>
-                <w:sz w:val="20"/>
-                <w:szCs w:val="20"/>
                 <w:lang w:val="en-GB"/>
               </w:rPr>
               <w:t>{{</w:t>
             </w:r>
             <w:r>
               <w:rPr>
-                <w:sz w:val="20"/>
-                <w:szCs w:val="20"/>
+                <w:lang/>
               </w:rPr>
               <w:t>contact_email</w:t>
             </w:r>
             <w:r>
               <w:rPr>
-                <w:sz w:val="20"/>
-                <w:szCs w:val="20"/>
                 <w:lang w:val="en-GB"/>
               </w:rPr>
               <w:t>}}</w:t>
@@ -1479,7 +1077,6 @@
         </w:tc>
       </w:tr>
     </w:tbl>
-    <w:p/>
     <w:sectPr>
       <w:headerReference w:type="default" r:id="rId9"/>
       <w:pgSz w:w="11906" w:h="16838"/>
@@ -4428,7 +4025,7 @@
       <w:jc w:val="both"/>
     </w:pPr>
     <w:rPr>
-      <w:rFonts w:ascii="Courier New(K)" w:hAnsi="Courier New(K)"/>
+      <w:rFonts w:ascii="Times New Roman" w:hAnsi="Times New Roman"/>
       <w:sz w:val="28"/>
     </w:rPr>
   </w:style>
@@ -4522,7 +4119,7 @@
     <w:link w:val="a3"/>
     <w:rsid w:val="00D21EFA"/>
     <w:rPr>
-      <w:rFonts w:ascii="Courier New(K)" w:hAnsi="Courier New(K)"/>
+      <w:rFonts w:ascii="Times New Roman" w:hAnsi="Times New Roman"/>
       <w:sz w:val="28"/>
       <w:szCs w:val="24"/>
     </w:rPr>
